--- a/projects/TRD-EHR/paper1-trd-prediction/reserve/matched_input_parity.docx
+++ b/projects/TRD-EHR/paper1-trd-prediction/reserve/matched_input_parity.docx
@@ -17,8 +17,8 @@
       </w:pPr>
       <w:r>
         <w:rPr>
+          <w:b/>
           <w:bCs/>
-          <w:b/>
         </w:rPr>
         <w:t xml:space="preserve">A reserve analysis for the TRD-prediction manuscript. Not submitted.</w:t>
       </w:r>
@@ -29,8 +29,8 @@
       </w:pPr>
       <w:r>
         <w:rPr>
+          <w:b/>
           <w:bCs/>
-          <w:b/>
         </w:rPr>
         <w:t xml:space="preserve">Result in one line.</w:t>
       </w:r>
@@ -91,7 +91,7 @@
         <w:t xml:space="preserve"> </w:t>
       </w:r>
       <w:r>
-        <w:t xml:space="preserve">the same split. On the primary encoder the head-to-head contrast is embedded</w:t>
+        <w:t xml:space="preserve">the same split. On Qwen3-Embedding-8B the head-to-head contrast is embedded</w:t>
       </w:r>
       <w:r>
         <w:t xml:space="preserve"> </w:t>
@@ -168,8 +168,8 @@
       </w:r>
       <w:r>
         <w:rPr>
+          <w:i/>
           <w:iCs/>
-          <w:i/>
         </w:rPr>
         <w:t xml:space="preserve">and</w:t>
       </w:r>
@@ -198,22 +198,22 @@
       </w:pPr>
       <w:r>
         <w:rPr>
+          <w:b/>
           <w:bCs/>
-          <w:b/>
         </w:rPr>
         <w:t xml:space="preserve">This analysis closes the two largest asymmetries and asks whether the primary</w:t>
       </w:r>
       <w:r>
         <w:rPr>
+          <w:b/>
           <w:bCs/>
+        </w:rPr>
+        <w:t xml:space="preserve"> </w:t>
+      </w:r>
+      <w:r>
+        <w:rPr>
           <w:b/>
-        </w:rPr>
-        <w:t xml:space="preserve"> </w:t>
-      </w:r>
-      <w:r>
-        <w:rPr>
           <w:bCs/>
-          <w:b/>
         </w:rPr>
         <w:t xml:space="preserve">comparison survives.</w:t>
       </w:r>
@@ -265,16 +265,16 @@
     </w:p>
     <w:p>
       <w:pPr>
+        <w:pStyle w:val="Compact"/>
         <w:numPr>
           <w:ilvl w:val="0"/>
           <w:numId w:val="1001"/>
         </w:numPr>
-        <w:pStyle w:val="Compact"/>
       </w:pPr>
       <w:r>
         <w:rPr>
+          <w:b/>
           <w:bCs/>
-          <w:b/>
         </w:rPr>
         <w:t xml:space="preserve">The feature matrix receives the vital signs.</w:t>
       </w:r>
@@ -341,16 +341,16 @@
     </w:p>
     <w:p>
       <w:pPr>
+        <w:pStyle w:val="Compact"/>
         <w:numPr>
           <w:ilvl w:val="0"/>
           <w:numId w:val="1001"/>
         </w:numPr>
-        <w:pStyle w:val="Compact"/>
       </w:pPr>
       <w:r>
         <w:rPr>
+          <w:b/>
           <w:bCs/>
-          <w:b/>
         </w:rPr>
         <w:t xml:space="preserve">The narrative renders recorded history length.</w:t>
       </w:r>
@@ -510,8 +510,8 @@
       </w:r>
       <w:r>
         <w:rPr>
+          <w:b/>
           <w:bCs/>
-          <w:b/>
         </w:rPr>
         <w:t xml:space="preserve">paired</w:t>
       </w:r>
@@ -592,8 +592,8 @@
       </w:r>
       <w:r>
         <w:rPr>
+          <w:i/>
           <w:iCs/>
-          <w:i/>
         </w:rPr>
         <w:t xml:space="preserve">informative</w:t>
       </w:r>
@@ -608,8 +608,8 @@
       </w:r>
       <w:r>
         <w:rPr>
+          <w:i/>
           <w:iCs/>
-          <w:i/>
         </w:rPr>
         <w:t xml:space="preserve">ordered</w:t>
       </w:r>
@@ -667,7 +667,8 @@
     <w:tbl>
       <w:tblPr>
         <w:tblStyle w:val="Table"/>
-        <w:tblW w:type="pct" w:w="5000.0"/>
+        <w:tblW w:type="pct" w:w="5000"/>
+        <w:tblLayout w:type="fixed"/>
         <w:tblLook w:firstRow="1" w:lastRow="0" w:firstColumn="0" w:lastColumn="0" w:noHBand="0" w:noVBand="0" w:val="0020"/>
       </w:tblPr>
       <w:tblGrid>
@@ -675,11 +676,14 @@
         <w:gridCol w:w="3960"/>
       </w:tblGrid>
       <w:tr>
-        <w:tc>
-          <w:p>
-            <w:pPr>
-              <w:pStyle w:val="Compact"/>
-              <w:jc w:val="left"/>
+        <w:trPr>
+          <w:tblHeader w:val="on"/>
+        </w:trPr>
+        <w:tc>
+          <w:tcPr/>
+          <w:p>
+            <w:pPr>
+              <w:pStyle w:val="Compact"/>
             </w:pPr>
             <w:r>
               <w:t xml:space="preserve">Arm</w:t>
@@ -687,10 +691,10 @@
           </w:p>
         </w:tc>
         <w:tc>
-          <w:p>
-            <w:pPr>
-              <w:pStyle w:val="Compact"/>
-              <w:jc w:val="left"/>
+          <w:tcPr/>
+          <w:p>
+            <w:pPr>
+              <w:pStyle w:val="Compact"/>
             </w:pPr>
             <w:r>
               <w:t xml:space="preserve">What it is</w:t>
@@ -700,10 +704,10 @@
       </w:tr>
       <w:tr>
         <w:tc>
-          <w:p>
-            <w:pPr>
-              <w:pStyle w:val="Compact"/>
-              <w:jc w:val="left"/>
+          <w:tcPr/>
+          <w:p>
+            <w:pPr>
+              <w:pStyle w:val="Compact"/>
             </w:pPr>
             <w:r>
               <w:rPr>
@@ -714,10 +718,10 @@
           </w:p>
         </w:tc>
         <w:tc>
-          <w:p>
-            <w:pPr>
-              <w:pStyle w:val="Compact"/>
-              <w:jc w:val="left"/>
+          <w:tcPr/>
+          <w:p>
+            <w:pPr>
+              <w:pStyle w:val="Compact"/>
             </w:pPr>
             <w:r>
               <w:t xml:space="preserve">the feature matrix with the vitals and their missingness indicators</w:t>
@@ -727,10 +731,10 @@
       </w:tr>
       <w:tr>
         <w:tc>
-          <w:p>
-            <w:pPr>
-              <w:pStyle w:val="Compact"/>
-              <w:jc w:val="left"/>
+          <w:tcPr/>
+          <w:p>
+            <w:pPr>
+              <w:pStyle w:val="Compact"/>
             </w:pPr>
             <w:r>
               <w:rPr>
@@ -741,10 +745,10 @@
           </w:p>
         </w:tc>
         <w:tc>
-          <w:p>
-            <w:pPr>
-              <w:pStyle w:val="Compact"/>
-              <w:jc w:val="left"/>
+          <w:tcPr/>
+          <w:p>
+            <w:pPr>
+              <w:pStyle w:val="Compact"/>
             </w:pPr>
             <w:r>
               <w:t xml:space="preserve">the narrative re-rendered in sorted order,</w:t>
@@ -754,8 +758,8 @@
             </w:r>
             <w:r>
               <w:rPr>
+                <w:b/>
                 <w:bCs/>
-                <w:b/>
               </w:rPr>
               <w:t xml:space="preserve">no content change</w:t>
             </w:r>
@@ -764,10 +768,10 @@
       </w:tr>
       <w:tr>
         <w:tc>
-          <w:p>
-            <w:pPr>
-              <w:pStyle w:val="Compact"/>
-              <w:jc w:val="left"/>
+          <w:tcPr/>
+          <w:p>
+            <w:pPr>
+              <w:pStyle w:val="Compact"/>
             </w:pPr>
             <w:r>
               <w:rPr>
@@ -778,10 +782,10 @@
           </w:p>
         </w:tc>
         <w:tc>
-          <w:p>
-            <w:pPr>
-              <w:pStyle w:val="Compact"/>
-              <w:jc w:val="left"/>
+          <w:tcPr/>
+          <w:p>
+            <w:pPr>
+              <w:pStyle w:val="Compact"/>
             </w:pPr>
             <w:r>
               <w:t xml:space="preserve">the narrative re-rendered with</w:t>
@@ -867,8 +871,8 @@
       </w:r>
       <w:r>
         <w:rPr>
+          <w:b/>
           <w:bCs/>
-          <w:b/>
         </w:rPr>
         <w:t xml:space="preserve">head-to-head</w:t>
       </w:r>
@@ -933,8 +937,8 @@
       </w:r>
       <w:r>
         <w:rPr>
+          <w:i/>
           <w:iCs/>
-          <w:i/>
         </w:rPr>
         <w:t xml:space="preserve">should</w:t>
       </w:r>
@@ -955,8 +959,8 @@
       </w:r>
       <w:r>
         <w:rPr>
+          <w:i/>
           <w:iCs/>
-          <w:i/>
         </w:rPr>
         <w:t xml:space="preserve">comparison</w:t>
       </w:r>
@@ -989,8 +993,8 @@
       </w:r>
       <w:r>
         <w:rPr>
+          <w:i/>
           <w:iCs/>
-          <w:i/>
         </w:rPr>
         <w:t xml:space="preserve">narrative text</w:t>
       </w:r>
@@ -1041,1050 +1045,8 @@
     <w:tbl>
       <w:tblPr>
         <w:tblStyle w:val="Table"/>
-        <w:tblW w:type="pct" w:w="0.0"/>
-        <w:tblLook w:firstRow="1" w:lastRow="0" w:firstColumn="0" w:lastColumn="0" w:noHBand="0" w:noVBand="0" w:val="0020"/>
-      </w:tblPr>
-      <w:tblGrid/>
-      <w:tr>
-        <w:tc>
-          <w:p>
-            <w:pPr>
-              <w:pStyle w:val="Compact"/>
-              <w:jc w:val="left"/>
-            </w:pPr>
-            <w:r>
-              <w:t xml:space="preserve">Model</w:t>
-            </w:r>
-          </w:p>
-        </w:tc>
-        <w:tc>
-          <w:p>
-            <w:pPr>
-              <w:pStyle w:val="Compact"/>
-              <w:jc w:val="left"/>
-            </w:pPr>
-            <w:r>
-              <w:t xml:space="preserve">Published ROC AUC</w:t>
-            </w:r>
-          </w:p>
-        </w:tc>
-        <w:tc>
-          <w:p>
-            <w:pPr>
-              <w:pStyle w:val="Compact"/>
-              <w:jc w:val="left"/>
-            </w:pPr>
-            <w:r>
-              <w:t xml:space="preserve">With vitals</w:t>
-            </w:r>
-          </w:p>
-        </w:tc>
-        <w:tc>
-          <w:p>
-            <w:pPr>
-              <w:pStyle w:val="Compact"/>
-              <w:jc w:val="left"/>
-            </w:pPr>
-            <w:r>
-              <w:t xml:space="preserve">Paired Δ</w:t>
-            </w:r>
-          </w:p>
-        </w:tc>
-        <w:tc>
-          <w:p>
-            <w:pPr>
-              <w:pStyle w:val="Compact"/>
-              <w:jc w:val="left"/>
-            </w:pPr>
-            <w:r>
-              <w:t xml:space="preserve">95% CI</w:t>
-            </w:r>
-          </w:p>
-        </w:tc>
-        <w:tc>
-          <w:p>
-            <w:pPr>
-              <w:pStyle w:val="Compact"/>
-              <w:jc w:val="left"/>
-            </w:pPr>
-            <w:r>
-              <w:t xml:space="preserve">Excludes zero</w:t>
-            </w:r>
-          </w:p>
-        </w:tc>
-      </w:tr>
-      <w:tr>
-        <w:tc>
-          <w:p>
-            <w:pPr>
-              <w:pStyle w:val="Compact"/>
-              <w:jc w:val="left"/>
-            </w:pPr>
-            <w:r>
-              <w:t xml:space="preserve">Logistic regression</w:t>
-            </w:r>
-          </w:p>
-        </w:tc>
-        <w:tc>
-          <w:p>
-            <w:pPr>
-              <w:pStyle w:val="Compact"/>
-              <w:jc w:val="left"/>
-            </w:pPr>
-            <w:r>
-              <w:t xml:space="preserve">0.629</w:t>
-            </w:r>
-          </w:p>
-        </w:tc>
-        <w:tc>
-          <w:p>
-            <w:pPr>
-              <w:pStyle w:val="Compact"/>
-              <w:jc w:val="left"/>
-            </w:pPr>
-            <w:r>
-              <w:t xml:space="preserve">0.643</w:t>
-            </w:r>
-          </w:p>
-        </w:tc>
-        <w:tc>
-          <w:p>
-            <w:pPr>
-              <w:pStyle w:val="Compact"/>
-              <w:jc w:val="left"/>
-            </w:pPr>
-            <w:r>
-              <w:rPr>
-                <w:bCs/>
-                <w:b/>
-              </w:rPr>
-              <w:t xml:space="preserve">+0.014</w:t>
-            </w:r>
-          </w:p>
-        </w:tc>
-        <w:tc>
-          <w:p>
-            <w:pPr>
-              <w:pStyle w:val="Compact"/>
-              <w:jc w:val="left"/>
-            </w:pPr>
-            <w:r>
-              <w:t xml:space="preserve">+0.009 to +0.020</w:t>
-            </w:r>
-          </w:p>
-        </w:tc>
-        <w:tc>
-          <w:p>
-            <w:pPr>
-              <w:pStyle w:val="Compact"/>
-              <w:jc w:val="left"/>
-            </w:pPr>
-            <w:r>
-              <w:rPr>
-                <w:bCs/>
-                <w:b/>
-              </w:rPr>
-              <w:t xml:space="preserve">yes</w:t>
-            </w:r>
-          </w:p>
-        </w:tc>
-      </w:tr>
-      <w:tr>
-        <w:tc>
-          <w:p>
-            <w:pPr>
-              <w:pStyle w:val="Compact"/>
-              <w:jc w:val="left"/>
-            </w:pPr>
-            <w:r>
-              <w:t xml:space="preserve">XGBoost</w:t>
-            </w:r>
-          </w:p>
-        </w:tc>
-        <w:tc>
-          <w:p>
-            <w:pPr>
-              <w:pStyle w:val="Compact"/>
-              <w:jc w:val="left"/>
-            </w:pPr>
-            <w:r>
-              <w:t xml:space="preserve">0.649</w:t>
-            </w:r>
-          </w:p>
-        </w:tc>
-        <w:tc>
-          <w:p>
-            <w:pPr>
-              <w:pStyle w:val="Compact"/>
-              <w:jc w:val="left"/>
-            </w:pPr>
-            <w:r>
-              <w:t xml:space="preserve">0.651</w:t>
-            </w:r>
-          </w:p>
-        </w:tc>
-        <w:tc>
-          <w:p>
-            <w:pPr>
-              <w:pStyle w:val="Compact"/>
-              <w:jc w:val="left"/>
-            </w:pPr>
-            <w:r>
-              <w:t xml:space="preserve">+0.002</w:t>
-            </w:r>
-          </w:p>
-        </w:tc>
-        <w:tc>
-          <w:p>
-            <w:pPr>
-              <w:pStyle w:val="Compact"/>
-              <w:jc w:val="left"/>
-            </w:pPr>
-            <w:r>
-              <w:t xml:space="preserve">−0.002 to +0.006</w:t>
-            </w:r>
-          </w:p>
-        </w:tc>
-        <w:tc>
-          <w:p>
-            <w:pPr>
-              <w:pStyle w:val="Compact"/>
-              <w:jc w:val="left"/>
-            </w:pPr>
-            <w:r>
-              <w:t xml:space="preserve">no</w:t>
-            </w:r>
-          </w:p>
-        </w:tc>
-      </w:tr>
-    </w:tbl>
-    <w:p>
-      <w:pPr>
-        <w:pStyle w:val="BodyText"/>
-      </w:pPr>
-      <w:r>
-        <w:t xml:space="preserve">Three things about this table.</w:t>
-      </w:r>
-    </w:p>
-    <w:p>
-      <w:pPr>
-        <w:pStyle w:val="BodyText"/>
-      </w:pPr>
-      <w:r>
-        <w:rPr>
-          <w:bCs/>
-          <w:b/>
-        </w:rPr>
-        <w:t xml:space="preserve">The tuning did not move.</w:t>
-      </w:r>
-      <w:r>
-        <w:t xml:space="preserve"> </w:t>
-      </w:r>
-      <w:r>
-        <w:t xml:space="preserve">Both parity models selected exactly the</w:t>
-      </w:r>
-      <w:r>
-        <w:t xml:space="preserve"> </w:t>
-      </w:r>
-      <w:r>
-        <w:t xml:space="preserve">hyperparameters their published counterparts selected — elasticnet at C = 0.1</w:t>
-      </w:r>
-      <w:r>
-        <w:t xml:space="preserve"> </w:t>
-      </w:r>
-      <w:r>
-        <w:t xml:space="preserve">with an L1 ratio of 0.5 for logistic regression, and 300 trees at learning rate</w:t>
-      </w:r>
-      <w:r>
-        <w:t xml:space="preserve"> </w:t>
-      </w:r>
-      <w:r>
-        <w:t xml:space="preserve">0.01, depth 5, subsample 0.5 for XGBoost. The gain is attributable to the added</w:t>
-      </w:r>
-      <w:r>
-        <w:t xml:space="preserve"> </w:t>
-      </w:r>
-      <w:r>
-        <w:t xml:space="preserve">columns rather than to landing on a different point in the grid.</w:t>
-      </w:r>
-    </w:p>
-    <w:p>
-      <w:pPr>
-        <w:pStyle w:val="BodyText"/>
-      </w:pPr>
-      <w:r>
-        <w:rPr>
-          <w:bCs/>
-          <w:b/>
-        </w:rPr>
-        <w:t xml:space="preserve">Calibration improves more than discrimination does.</w:t>
-      </w:r>
-      <w:r>
-        <w:t xml:space="preserve"> </w:t>
-      </w:r>
-      <w:r>
-        <w:t xml:space="preserve">The feature arm’s</w:t>
-      </w:r>
-      <w:r>
-        <w:t xml:space="preserve"> </w:t>
-      </w:r>
-      <w:r>
-        <w:t xml:space="preserve">logistic-regression calibration slope moves from 0.779 to 0.922 and its</w:t>
-      </w:r>
-      <w:r>
-        <w:t xml:space="preserve"> </w:t>
-      </w:r>
-      <w:r>
-        <w:t xml:space="preserve">intercept from 0.058 to 0.018; Brier falls from 0.1391 to 0.1382. A slope that</w:t>
-      </w:r>
-      <w:r>
-        <w:t xml:space="preserve"> </w:t>
-      </w:r>
-      <w:r>
-        <w:t xml:space="preserve">far below one is systematic overconfidence, and restoring the vitals removes</w:t>
-      </w:r>
-      <w:r>
-        <w:t xml:space="preserve"> </w:t>
-      </w:r>
-      <w:r>
-        <w:t xml:space="preserve">most of it.</w:t>
-      </w:r>
-    </w:p>
-    <w:p>
-      <w:pPr>
-        <w:pStyle w:val="BodyText"/>
-      </w:pPr>
-      <w:r>
-        <w:rPr>
-          <w:bCs/>
-          <w:b/>
-        </w:rPr>
-        <w:t xml:space="preserve">Only the linear model gains.</w:t>
-      </w:r>
-      <w:r>
-        <w:t xml:space="preserve"> </w:t>
-      </w:r>
-      <w:r>
-        <w:t xml:space="preserve">XGBoost is unmoved. This is the same</w:t>
-      </w:r>
-      <w:r>
-        <w:t xml:space="preserve"> </w:t>
-      </w:r>
-      <w:r>
-        <w:t xml:space="preserve">representation-by-classifier pattern the paper already reports from the other</w:t>
-      </w:r>
-      <w:r>
-        <w:t xml:space="preserve"> </w:t>
-      </w:r>
-      <w:r>
-        <w:t xml:space="preserve">direction: the tree ensemble was already extracting from 59 columns most of what</w:t>
-      </w:r>
-      <w:r>
-        <w:t xml:space="preserve"> </w:t>
-      </w:r>
-      <w:r>
-        <w:t xml:space="preserve">three more contain, while the regularized linear model could use them.</w:t>
-      </w:r>
-    </w:p>
-    <w:p>
-      <w:pPr>
-        <w:pStyle w:val="BodyText"/>
-      </w:pPr>
-      <w:r>
-        <w:t xml:space="preserve">This closes two-thirds of the three-way missing-data comparison that the packet</w:t>
-      </w:r>
-      <w:r>
-        <w:t xml:space="preserve"> </w:t>
-      </w:r>
-      <w:r>
-        <w:t xml:space="preserve">does not report. (The sentence saying it should was in the Limitations section,</w:t>
-      </w:r>
-      <w:r>
-        <w:t xml:space="preserve"> </w:t>
-      </w:r>
-      <w:r>
-        <w:t xml:space="preserve">which came out of the Discussion on 2026-09-03; see</w:t>
-      </w:r>
-      <w:r>
-        <w:t xml:space="preserve"> </w:t>
-      </w:r>
-      <w:r>
-        <w:rPr>
-          <w:rStyle w:val="VerbatimChar"/>
-        </w:rPr>
-        <w:t xml:space="preserve">limitations_reserve.md</w:t>
-      </w:r>
-      <w:r>
-        <w:t xml:space="preserve">.) The published arm is the</w:t>
-      </w:r>
-      <w:r>
-        <w:t xml:space="preserve"> </w:t>
-      </w:r>
-      <w:r>
-        <w:t xml:space="preserve">“</w:t>
-      </w:r>
-      <w:r>
-        <w:t xml:space="preserve">no vitals</w:t>
-      </w:r>
-      <w:r>
-        <w:t xml:space="preserve">”</w:t>
-      </w:r>
-      <w:r>
-        <w:t xml:space="preserve"> </w:t>
-      </w:r>
-      <w:r>
-        <w:t xml:space="preserve">arm and this is the</w:t>
-      </w:r>
-      <w:r>
-        <w:t xml:space="preserve"> </w:t>
-      </w:r>
-      <w:r>
-        <w:t xml:space="preserve">“</w:t>
-      </w:r>
-      <w:r>
-        <w:t xml:space="preserve">vitals plus explicit indicators, imputed within</w:t>
-      </w:r>
-      <w:r>
-        <w:t xml:space="preserve"> </w:t>
-      </w:r>
-      <w:r>
-        <w:t xml:space="preserve">fold</w:t>
-      </w:r>
-      <w:r>
-        <w:t xml:space="preserve">”</w:t>
-      </w:r>
-      <w:r>
-        <w:t xml:space="preserve"> </w:t>
-      </w:r>
-      <w:r>
-        <w:t xml:space="preserve">arm. The third — vitals imputed</w:t>
-      </w:r>
-      <w:r>
-        <w:t xml:space="preserve"> </w:t>
-      </w:r>
-      <w:r>
-        <w:rPr>
-          <w:iCs/>
-          <w:i/>
-        </w:rPr>
-        <w:t xml:space="preserve">without</w:t>
-      </w:r>
-      <w:r>
-        <w:t xml:space="preserve"> </w:t>
-      </w:r>
-      <w:r>
-        <w:t xml:space="preserve">indicators, which would isolate</w:t>
-      </w:r>
-      <w:r>
-        <w:t xml:space="preserve"> </w:t>
-      </w:r>
-      <w:r>
-        <w:t xml:space="preserve">what the indicator itself contributes — was not run.</w:t>
-      </w:r>
-    </w:p>
-    <w:bookmarkEnd w:id="26"/>
-    <w:bookmarkStart w:id="27" w:name="X5c51966fa1c5bfb0d31f5f2ec370275f720ddc9"/>
-    <w:p>
-      <w:pPr>
-        <w:pStyle w:val="Heading3"/>
-      </w:pPr>
-      <w:r>
-        <w:t xml:space="preserve">3.2 The neighbour arm is a clean null, and it bounds the rebuild noise</w:t>
-      </w:r>
-    </w:p>
-    <w:p>
-      <w:pPr>
-        <w:pStyle w:val="FirstParagraph"/>
-      </w:pPr>
-      <w:r>
-        <w:t xml:space="preserve">Nearest-retrieval KNN, each narrative arm against the published run, paired on</w:t>
-      </w:r>
-      <w:r>
-        <w:t xml:space="preserve"> </w:t>
-      </w:r>
-      <w:r>
-        <w:t xml:space="preserve">the same held-out anchors:</w:t>
-      </w:r>
-    </w:p>
-    <w:tbl>
-      <w:tblPr>
-        <w:tblStyle w:val="Table"/>
-        <w:tblW w:type="pct" w:w="0.0"/>
-        <w:tblLook w:firstRow="1" w:lastRow="0" w:firstColumn="0" w:lastColumn="0" w:noHBand="0" w:noVBand="0" w:val="0020"/>
-      </w:tblPr>
-      <w:tblGrid/>
-      <w:tr>
-        <w:tc>
-          <w:p>
-            <w:pPr>
-              <w:pStyle w:val="Compact"/>
-              <w:jc w:val="left"/>
-            </w:pPr>
-            <w:r>
-              <w:t xml:space="preserve">Arm</w:t>
-            </w:r>
-          </w:p>
-        </w:tc>
-        <w:tc>
-          <w:p>
-            <w:pPr>
-              <w:pStyle w:val="Compact"/>
-              <w:jc w:val="left"/>
-            </w:pPr>
-            <w:r>
-              <w:t xml:space="preserve">Weighting</w:t>
-            </w:r>
-          </w:p>
-        </w:tc>
-        <w:tc>
-          <w:p>
-            <w:pPr>
-              <w:pStyle w:val="Compact"/>
-              <w:jc w:val="left"/>
-            </w:pPr>
-            <w:r>
-              <w:t xml:space="preserve">Published</w:t>
-            </w:r>
-          </w:p>
-        </w:tc>
-        <w:tc>
-          <w:p>
-            <w:pPr>
-              <w:pStyle w:val="Compact"/>
-              <w:jc w:val="left"/>
-            </w:pPr>
-            <w:r>
-              <w:t xml:space="preserve">Arm</w:t>
-            </w:r>
-          </w:p>
-        </w:tc>
-        <w:tc>
-          <w:p>
-            <w:pPr>
-              <w:pStyle w:val="Compact"/>
-              <w:jc w:val="left"/>
-            </w:pPr>
-            <w:r>
-              <w:t xml:space="preserve">Paired Δ</w:t>
-            </w:r>
-          </w:p>
-        </w:tc>
-        <w:tc>
-          <w:p>
-            <w:pPr>
-              <w:pStyle w:val="Compact"/>
-              <w:jc w:val="left"/>
-            </w:pPr>
-            <w:r>
-              <w:t xml:space="preserve">95% CI</w:t>
-            </w:r>
-          </w:p>
-        </w:tc>
-        <w:tc>
-          <w:p>
-            <w:pPr>
-              <w:pStyle w:val="Compact"/>
-              <w:jc w:val="left"/>
-            </w:pPr>
-            <w:r>
-              <w:t xml:space="preserve">Excludes zero</w:t>
-            </w:r>
-          </w:p>
-        </w:tc>
-      </w:tr>
-      <w:tr>
-        <w:tc>
-          <w:p>
-            <w:pPr>
-              <w:pStyle w:val="Compact"/>
-              <w:jc w:val="left"/>
-            </w:pPr>
-            <w:r>
-              <w:t xml:space="preserve">Control (re-render only)</w:t>
-            </w:r>
-          </w:p>
-        </w:tc>
-        <w:tc>
-          <w:p>
-            <w:pPr>
-              <w:pStyle w:val="Compact"/>
-              <w:jc w:val="left"/>
-            </w:pPr>
-            <w:r>
-              <w:t xml:space="preserve">uniform</w:t>
-            </w:r>
-          </w:p>
-        </w:tc>
-        <w:tc>
-          <w:p>
-            <w:pPr>
-              <w:pStyle w:val="Compact"/>
-              <w:jc w:val="left"/>
-            </w:pPr>
-            <w:r>
-              <w:t xml:space="preserve">0.5934</w:t>
-            </w:r>
-          </w:p>
-        </w:tc>
-        <w:tc>
-          <w:p>
-            <w:pPr>
-              <w:pStyle w:val="Compact"/>
-              <w:jc w:val="left"/>
-            </w:pPr>
-            <w:r>
-              <w:t xml:space="preserve">0.5976</w:t>
-            </w:r>
-          </w:p>
-        </w:tc>
-        <w:tc>
-          <w:p>
-            <w:pPr>
-              <w:pStyle w:val="Compact"/>
-              <w:jc w:val="left"/>
-            </w:pPr>
-            <w:r>
-              <w:t xml:space="preserve">+0.0042</w:t>
-            </w:r>
-          </w:p>
-        </w:tc>
-        <w:tc>
-          <w:p>
-            <w:pPr>
-              <w:pStyle w:val="Compact"/>
-              <w:jc w:val="left"/>
-            </w:pPr>
-            <w:r>
-              <w:t xml:space="preserve">−0.0063 to +0.0132</w:t>
-            </w:r>
-          </w:p>
-        </w:tc>
-        <w:tc>
-          <w:p>
-            <w:pPr>
-              <w:pStyle w:val="Compact"/>
-              <w:jc w:val="left"/>
-            </w:pPr>
-            <w:r>
-              <w:t xml:space="preserve">no</w:t>
-            </w:r>
-          </w:p>
-        </w:tc>
-      </w:tr>
-      <w:tr>
-        <w:tc>
-          <w:p>
-            <w:pPr>
-              <w:pStyle w:val="Compact"/>
-              <w:jc w:val="left"/>
-            </w:pPr>
-            <w:r>
-              <w:t xml:space="preserve">Control (re-render only)</w:t>
-            </w:r>
-          </w:p>
-        </w:tc>
-        <w:tc>
-          <w:p>
-            <w:pPr>
-              <w:pStyle w:val="Compact"/>
-              <w:jc w:val="left"/>
-            </w:pPr>
-            <w:r>
-              <w:t xml:space="preserve">cosine</w:t>
-            </w:r>
-          </w:p>
-        </w:tc>
-        <w:tc>
-          <w:p>
-            <w:pPr>
-              <w:pStyle w:val="Compact"/>
-              <w:jc w:val="left"/>
-            </w:pPr>
-            <w:r>
-              <w:t xml:space="preserve">0.5939</w:t>
-            </w:r>
-          </w:p>
-        </w:tc>
-        <w:tc>
-          <w:p>
-            <w:pPr>
-              <w:pStyle w:val="Compact"/>
-              <w:jc w:val="left"/>
-            </w:pPr>
-            <w:r>
-              <w:t xml:space="preserve">0.5978</w:t>
-            </w:r>
-          </w:p>
-        </w:tc>
-        <w:tc>
-          <w:p>
-            <w:pPr>
-              <w:pStyle w:val="Compact"/>
-              <w:jc w:val="left"/>
-            </w:pPr>
-            <w:r>
-              <w:t xml:space="preserve">+0.0039</w:t>
-            </w:r>
-          </w:p>
-        </w:tc>
-        <w:tc>
-          <w:p>
-            <w:pPr>
-              <w:pStyle w:val="Compact"/>
-              <w:jc w:val="left"/>
-            </w:pPr>
-            <w:r>
-              <w:t xml:space="preserve">−0.0059 to +0.0124</w:t>
-            </w:r>
-          </w:p>
-        </w:tc>
-        <w:tc>
-          <w:p>
-            <w:pPr>
-              <w:pStyle w:val="Compact"/>
-              <w:jc w:val="left"/>
-            </w:pPr>
-            <w:r>
-              <w:t xml:space="preserve">no</w:t>
-            </w:r>
-          </w:p>
-        </w:tc>
-      </w:tr>
-      <w:tr>
-        <w:tc>
-          <w:p>
-            <w:pPr>
-              <w:pStyle w:val="Compact"/>
-              <w:jc w:val="left"/>
-            </w:pPr>
-            <w:r>
-              <w:t xml:space="preserve">Parity (+ history length)</w:t>
-            </w:r>
-          </w:p>
-        </w:tc>
-        <w:tc>
-          <w:p>
-            <w:pPr>
-              <w:pStyle w:val="Compact"/>
-              <w:jc w:val="left"/>
-            </w:pPr>
-            <w:r>
-              <w:t xml:space="preserve">uniform</w:t>
-            </w:r>
-          </w:p>
-        </w:tc>
-        <w:tc>
-          <w:p>
-            <w:pPr>
-              <w:pStyle w:val="Compact"/>
-              <w:jc w:val="left"/>
-            </w:pPr>
-            <w:r>
-              <w:t xml:space="preserve">0.5934</w:t>
-            </w:r>
-          </w:p>
-        </w:tc>
-        <w:tc>
-          <w:p>
-            <w:pPr>
-              <w:pStyle w:val="Compact"/>
-              <w:jc w:val="left"/>
-            </w:pPr>
-            <w:r>
-              <w:t xml:space="preserve">0.5925</w:t>
-            </w:r>
-          </w:p>
-        </w:tc>
-        <w:tc>
-          <w:p>
-            <w:pPr>
-              <w:pStyle w:val="Compact"/>
-              <w:jc w:val="left"/>
-            </w:pPr>
-            <w:r>
-              <w:t xml:space="preserve">−0.0009</w:t>
-            </w:r>
-          </w:p>
-        </w:tc>
-        <w:tc>
-          <w:p>
-            <w:pPr>
-              <w:pStyle w:val="Compact"/>
-              <w:jc w:val="left"/>
-            </w:pPr>
-            <w:r>
-              <w:t xml:space="preserve">−0.0120 to +0.0090</w:t>
-            </w:r>
-          </w:p>
-        </w:tc>
-        <w:tc>
-          <w:p>
-            <w:pPr>
-              <w:pStyle w:val="Compact"/>
-              <w:jc w:val="left"/>
-            </w:pPr>
-            <w:r>
-              <w:t xml:space="preserve">no</w:t>
-            </w:r>
-          </w:p>
-        </w:tc>
-      </w:tr>
-      <w:tr>
-        <w:tc>
-          <w:p>
-            <w:pPr>
-              <w:pStyle w:val="Compact"/>
-              <w:jc w:val="left"/>
-            </w:pPr>
-            <w:r>
-              <w:t xml:space="preserve">Parity (+ history length)</w:t>
-            </w:r>
-          </w:p>
-        </w:tc>
-        <w:tc>
-          <w:p>
-            <w:pPr>
-              <w:pStyle w:val="Compact"/>
-              <w:jc w:val="left"/>
-            </w:pPr>
-            <w:r>
-              <w:t xml:space="preserve">cosine</w:t>
-            </w:r>
-          </w:p>
-        </w:tc>
-        <w:tc>
-          <w:p>
-            <w:pPr>
-              <w:pStyle w:val="Compact"/>
-              <w:jc w:val="left"/>
-            </w:pPr>
-            <w:r>
-              <w:t xml:space="preserve">0.5939</w:t>
-            </w:r>
-          </w:p>
-        </w:tc>
-        <w:tc>
-          <w:p>
-            <w:pPr>
-              <w:pStyle w:val="Compact"/>
-              <w:jc w:val="left"/>
-            </w:pPr>
-            <w:r>
-              <w:t xml:space="preserve">0.5933</w:t>
-            </w:r>
-          </w:p>
-        </w:tc>
-        <w:tc>
-          <w:p>
-            <w:pPr>
-              <w:pStyle w:val="Compact"/>
-              <w:jc w:val="left"/>
-            </w:pPr>
-            <w:r>
-              <w:t xml:space="preserve">−0.0007</w:t>
-            </w:r>
-          </w:p>
-        </w:tc>
-        <w:tc>
-          <w:p>
-            <w:pPr>
-              <w:pStyle w:val="Compact"/>
-              <w:jc w:val="left"/>
-            </w:pPr>
-            <w:r>
-              <w:t xml:space="preserve">−0.0112 to +0.0088</w:t>
-            </w:r>
-          </w:p>
-        </w:tc>
-        <w:tc>
-          <w:p>
-            <w:pPr>
-              <w:pStyle w:val="Compact"/>
-              <w:jc w:val="left"/>
-            </w:pPr>
-            <w:r>
-              <w:t xml:space="preserve">no</w:t>
-            </w:r>
-          </w:p>
-        </w:tc>
-      </w:tr>
-    </w:tbl>
-    <w:p>
-      <w:pPr>
-        <w:pStyle w:val="BodyText"/>
-      </w:pPr>
-      <w:r>
-        <w:t xml:space="preserve">The negative controls hold in both arms: random retrieval sits at 0.496–0.500</w:t>
-      </w:r>
-      <w:r>
-        <w:t xml:space="preserve"> </w:t>
-      </w:r>
-      <w:r>
-        <w:t xml:space="preserve">against the published 0.495–0.499, so the retrieval geometry is behaving as it</w:t>
-      </w:r>
-      <w:r>
-        <w:t xml:space="preserve"> </w:t>
-      </w:r>
-      <w:r>
-        <w:t xml:space="preserve">did.</w:t>
-      </w:r>
-    </w:p>
-    <w:p>
-      <w:pPr>
-        <w:pStyle w:val="BodyText"/>
-      </w:pPr>
-      <w:r>
-        <w:t xml:space="preserve">Two readings, and the second is the one worth keeping.</w:t>
-      </w:r>
-    </w:p>
-    <w:p>
-      <w:pPr>
-        <w:pStyle w:val="BodyText"/>
-      </w:pPr>
-      <w:r>
-        <w:rPr>
-          <w:bCs/>
-          <w:b/>
-        </w:rPr>
-        <w:t xml:space="preserve">Adding recorded history length does nothing to the neighbour arm.</w:t>
-      </w:r>
-      <w:r>
-        <w:t xml:space="preserve"> </w:t>
-      </w:r>
-      <w:r>
-        <w:t xml:space="preserve">Both</w:t>
-      </w:r>
-      <w:r>
-        <w:t xml:space="preserve"> </w:t>
-      </w:r>
-      <w:r>
-        <w:t xml:space="preserve">intervals straddle zero and both point estimates are under a thousandth of an</w:t>
-      </w:r>
-      <w:r>
-        <w:t xml:space="preserve"> </w:t>
-      </w:r>
-      <w:r>
-        <w:t xml:space="preserve">AUC point.</w:t>
-      </w:r>
-    </w:p>
-    <w:p>
-      <w:pPr>
-        <w:pStyle w:val="BodyText"/>
-      </w:pPr>
-      <w:r>
-        <w:rPr>
-          <w:bCs/>
-          <w:b/>
-        </w:rPr>
-        <w:t xml:space="preserve">The control arm is the more informative row.</w:t>
-      </w:r>
-      <w:r>
-        <w:t xml:space="preserve"> </w:t>
-      </w:r>
-      <w:r>
-        <w:t xml:space="preserve">Re-rendering the narratives</w:t>
-      </w:r>
-      <w:r>
-        <w:t xml:space="preserve"> </w:t>
-      </w:r>
-      <w:r>
-        <w:t xml:space="preserve">with no content change at all moves nearest-retrieval discrimination by about</w:t>
-      </w:r>
-      <w:r>
-        <w:t xml:space="preserve"> </w:t>
-      </w:r>
-      <w:r>
-        <w:t xml:space="preserve">+0.004 — larger, in point estimate, than the field the analysis was built to</w:t>
-      </w:r>
-      <w:r>
-        <w:t xml:space="preserve"> </w:t>
-      </w:r>
-      <w:r>
-        <w:t xml:space="preserve">test, and in the opposite direction. That is the scale of the arm’s sensitivity</w:t>
-      </w:r>
-      <w:r>
-        <w:t xml:space="preserve"> </w:t>
-      </w:r>
-      <w:r>
-        <w:t xml:space="preserve">to a rebuild of its own inputs, and it is not something the paper previously had</w:t>
-      </w:r>
-      <w:r>
-        <w:t xml:space="preserve"> </w:t>
-      </w:r>
-      <w:r>
-        <w:t xml:space="preserve">a number for. It is also why the control arm was not padding: without it, the</w:t>
-      </w:r>
-      <w:r>
-        <w:t xml:space="preserve"> </w:t>
-      </w:r>
-      <w:r>
-        <w:t xml:space="preserve">parity arm’s −0.001 would have been read as</w:t>
-      </w:r>
-      <w:r>
-        <w:t xml:space="preserve"> </w:t>
-      </w:r>
-      <w:r>
-        <w:t xml:space="preserve">“</w:t>
-      </w:r>
-      <w:r>
-        <w:t xml:space="preserve">the field costs nothing</w:t>
-      </w:r>
-      <w:r>
-        <w:t xml:space="preserve">”</w:t>
-      </w:r>
-      <w:r>
-        <w:t xml:space="preserve"> </w:t>
-      </w:r>
-      <w:r>
-        <w:t xml:space="preserve">when the</w:t>
-      </w:r>
-      <w:r>
-        <w:t xml:space="preserve"> </w:t>
-      </w:r>
-      <w:r>
-        <w:t xml:space="preserve">honest statement is that a difference this size is below the noise floor of</w:t>
-      </w:r>
-      <w:r>
-        <w:t xml:space="preserve"> </w:t>
-      </w:r>
-      <w:r>
-        <w:t xml:space="preserve">re-rendering at all.</w:t>
-      </w:r>
-    </w:p>
-    <w:bookmarkEnd w:id="27"/>
-    <w:bookmarkStart w:id="28" w:name="X0d34ec4fee751722d6fb7ca1d32eaa6a25dc35d"/>
-    <w:p>
-      <w:pPr>
-        <w:pStyle w:val="Heading3"/>
-      </w:pPr>
-      <w:r>
-        <w:t xml:space="preserve">3.3 The head-to-head comparison survives, and the interaction survives with it</w:t>
-      </w:r>
-    </w:p>
-    <w:p>
-      <w:pPr>
-        <w:pStyle w:val="FirstParagraph"/>
-      </w:pPr>
-      <w:r>
-        <w:t xml:space="preserve">The embedded arms against the feature arm, both on matched inputs, paired on the</w:t>
-      </w:r>
-      <w:r>
-        <w:t xml:space="preserve"> </w:t>
-      </w:r>
-      <w:r>
-        <w:t xml:space="preserve">same held-out patients. The published contrast is shown beside each for</w:t>
-      </w:r>
-      <w:r>
-        <w:t xml:space="preserve"> </w:t>
-      </w:r>
-      <w:r>
-        <w:t xml:space="preserve">comparison.</w:t>
-      </w:r>
-    </w:p>
-    <w:tbl>
-      <w:tblPr>
-        <w:tblStyle w:val="Table"/>
-        <w:tblW w:type="pct" w:w="4999.999999999999"/>
+        <w:tblW w:type="pct" w:w="5000"/>
+        <w:tblLayout w:type="fixed"/>
         <w:tblLook w:firstRow="1" w:lastRow="0" w:firstColumn="0" w:lastColumn="0" w:noHBand="0" w:noVBand="0" w:val="0020"/>
       </w:tblPr>
       <w:tblGrid>
@@ -2096,44 +1058,58 @@
         <w:gridCol w:w="1320"/>
       </w:tblGrid>
       <w:tr>
-        <w:tc>
-          <w:p>
-            <w:pPr>
-              <w:pStyle w:val="Compact"/>
-              <w:jc w:val="left"/>
-            </w:pPr>
-            <w:r>
-              <w:t xml:space="preserve">Contrast</w:t>
-            </w:r>
-          </w:p>
-        </w:tc>
-        <w:tc>
-          <w:p>
-            <w:pPr>
-              <w:pStyle w:val="Compact"/>
-              <w:jc w:val="left"/>
-            </w:pPr>
-            <w:r>
-              <w:t xml:space="preserve">Arm</w:t>
-            </w:r>
-          </w:p>
-        </w:tc>
-        <w:tc>
-          <w:p>
-            <w:pPr>
-              <w:pStyle w:val="Compact"/>
-              <w:jc w:val="left"/>
-            </w:pPr>
-            <w:r>
-              <w:t xml:space="preserve">Matched Δ</w:t>
-            </w:r>
-          </w:p>
-        </w:tc>
-        <w:tc>
-          <w:p>
-            <w:pPr>
-              <w:pStyle w:val="Compact"/>
-              <w:jc w:val="left"/>
+        <w:trPr>
+          <w:tblHeader w:val="on"/>
+        </w:trPr>
+        <w:tc>
+          <w:tcPr/>
+          <w:p>
+            <w:pPr>
+              <w:pStyle w:val="Compact"/>
+            </w:pPr>
+            <w:r>
+              <w:t xml:space="preserve">Model</w:t>
+            </w:r>
+          </w:p>
+        </w:tc>
+        <w:tc>
+          <w:tcPr/>
+          <w:p>
+            <w:pPr>
+              <w:pStyle w:val="Compact"/>
+            </w:pPr>
+            <w:r>
+              <w:t xml:space="preserve">Published ROC AUC</w:t>
+            </w:r>
+          </w:p>
+        </w:tc>
+        <w:tc>
+          <w:tcPr/>
+          <w:p>
+            <w:pPr>
+              <w:pStyle w:val="Compact"/>
+            </w:pPr>
+            <w:r>
+              <w:t xml:space="preserve">With vitals</w:t>
+            </w:r>
+          </w:p>
+        </w:tc>
+        <w:tc>
+          <w:tcPr/>
+          <w:p>
+            <w:pPr>
+              <w:pStyle w:val="Compact"/>
+            </w:pPr>
+            <w:r>
+              <w:t xml:space="preserve">Paired Δ</w:t>
+            </w:r>
+          </w:p>
+        </w:tc>
+        <w:tc>
+          <w:tcPr/>
+          <w:p>
+            <w:pPr>
+              <w:pStyle w:val="Compact"/>
             </w:pPr>
             <w:r>
               <w:t xml:space="preserve">95% CI</w:t>
@@ -2141,39 +1117,1076 @@
           </w:p>
         </w:tc>
         <w:tc>
-          <w:p>
-            <w:pPr>
-              <w:pStyle w:val="Compact"/>
-              <w:jc w:val="left"/>
+          <w:tcPr/>
+          <w:p>
+            <w:pPr>
+              <w:pStyle w:val="Compact"/>
             </w:pPr>
             <w:r>
               <w:t xml:space="preserve">Excludes zero</w:t>
-            </w:r>
-          </w:p>
-        </w:tc>
-        <w:tc>
-          <w:p>
-            <w:pPr>
-              <w:pStyle w:val="Compact"/>
-              <w:jc w:val="left"/>
-            </w:pPr>
-            <w:r>
-              <w:t xml:space="preserve">Published Δ</w:t>
             </w:r>
           </w:p>
         </w:tc>
       </w:tr>
       <w:tr>
         <w:tc>
-          <w:p>
-            <w:pPr>
-              <w:pStyle w:val="Compact"/>
-              <w:jc w:val="left"/>
+          <w:tcPr/>
+          <w:p>
+            <w:pPr>
+              <w:pStyle w:val="Compact"/>
+            </w:pPr>
+            <w:r>
+              <w:t xml:space="preserve">Logistic regression</w:t>
+            </w:r>
+          </w:p>
+        </w:tc>
+        <w:tc>
+          <w:tcPr/>
+          <w:p>
+            <w:pPr>
+              <w:pStyle w:val="Compact"/>
+            </w:pPr>
+            <w:r>
+              <w:t xml:space="preserve">0.629</w:t>
+            </w:r>
+          </w:p>
+        </w:tc>
+        <w:tc>
+          <w:tcPr/>
+          <w:p>
+            <w:pPr>
+              <w:pStyle w:val="Compact"/>
+            </w:pPr>
+            <w:r>
+              <w:t xml:space="preserve">0.643</w:t>
+            </w:r>
+          </w:p>
+        </w:tc>
+        <w:tc>
+          <w:tcPr/>
+          <w:p>
+            <w:pPr>
+              <w:pStyle w:val="Compact"/>
             </w:pPr>
             <w:r>
               <w:rPr>
+                <w:b/>
                 <w:bCs/>
+              </w:rPr>
+              <w:t xml:space="preserve">+0.014</w:t>
+            </w:r>
+          </w:p>
+        </w:tc>
+        <w:tc>
+          <w:tcPr/>
+          <w:p>
+            <w:pPr>
+              <w:pStyle w:val="Compact"/>
+            </w:pPr>
+            <w:r>
+              <w:t xml:space="preserve">+0.009 to +0.020</w:t>
+            </w:r>
+          </w:p>
+        </w:tc>
+        <w:tc>
+          <w:tcPr/>
+          <w:p>
+            <w:pPr>
+              <w:pStyle w:val="Compact"/>
+            </w:pPr>
+            <w:r>
+              <w:rPr>
                 <w:b/>
+                <w:bCs/>
+              </w:rPr>
+              <w:t xml:space="preserve">yes</w:t>
+            </w:r>
+          </w:p>
+        </w:tc>
+      </w:tr>
+      <w:tr>
+        <w:tc>
+          <w:tcPr/>
+          <w:p>
+            <w:pPr>
+              <w:pStyle w:val="Compact"/>
+            </w:pPr>
+            <w:r>
+              <w:t xml:space="preserve">XGBoost</w:t>
+            </w:r>
+          </w:p>
+        </w:tc>
+        <w:tc>
+          <w:tcPr/>
+          <w:p>
+            <w:pPr>
+              <w:pStyle w:val="Compact"/>
+            </w:pPr>
+            <w:r>
+              <w:t xml:space="preserve">0.649</w:t>
+            </w:r>
+          </w:p>
+        </w:tc>
+        <w:tc>
+          <w:tcPr/>
+          <w:p>
+            <w:pPr>
+              <w:pStyle w:val="Compact"/>
+            </w:pPr>
+            <w:r>
+              <w:t xml:space="preserve">0.651</w:t>
+            </w:r>
+          </w:p>
+        </w:tc>
+        <w:tc>
+          <w:tcPr/>
+          <w:p>
+            <w:pPr>
+              <w:pStyle w:val="Compact"/>
+            </w:pPr>
+            <w:r>
+              <w:t xml:space="preserve">+0.002</w:t>
+            </w:r>
+          </w:p>
+        </w:tc>
+        <w:tc>
+          <w:tcPr/>
+          <w:p>
+            <w:pPr>
+              <w:pStyle w:val="Compact"/>
+            </w:pPr>
+            <w:r>
+              <w:t xml:space="preserve">−0.002 to +0.006</w:t>
+            </w:r>
+          </w:p>
+        </w:tc>
+        <w:tc>
+          <w:tcPr/>
+          <w:p>
+            <w:pPr>
+              <w:pStyle w:val="Compact"/>
+            </w:pPr>
+            <w:r>
+              <w:t xml:space="preserve">no</w:t>
+            </w:r>
+          </w:p>
+        </w:tc>
+      </w:tr>
+    </w:tbl>
+    <w:p>
+      <w:pPr>
+        <w:pStyle w:val="BodyText"/>
+      </w:pPr>
+      <w:r>
+        <w:t xml:space="preserve">Three things about this table.</w:t>
+      </w:r>
+    </w:p>
+    <w:p>
+      <w:pPr>
+        <w:pStyle w:val="BodyText"/>
+      </w:pPr>
+      <w:r>
+        <w:rPr>
+          <w:b/>
+          <w:bCs/>
+        </w:rPr>
+        <w:t xml:space="preserve">The tuning did not move.</w:t>
+      </w:r>
+      <w:r>
+        <w:t xml:space="preserve"> </w:t>
+      </w:r>
+      <w:r>
+        <w:t xml:space="preserve">Both parity models selected exactly the</w:t>
+      </w:r>
+      <w:r>
+        <w:t xml:space="preserve"> </w:t>
+      </w:r>
+      <w:r>
+        <w:t xml:space="preserve">hyperparameters their published counterparts selected — elasticnet at C = 0.1</w:t>
+      </w:r>
+      <w:r>
+        <w:t xml:space="preserve"> </w:t>
+      </w:r>
+      <w:r>
+        <w:t xml:space="preserve">with an L1 ratio of 0.5 for logistic regression, and 300 trees at learning rate</w:t>
+      </w:r>
+      <w:r>
+        <w:t xml:space="preserve"> </w:t>
+      </w:r>
+      <w:r>
+        <w:t xml:space="preserve">0.01, depth 5, subsample 0.5 for XGBoost. The gain is attributable to the added</w:t>
+      </w:r>
+      <w:r>
+        <w:t xml:space="preserve"> </w:t>
+      </w:r>
+      <w:r>
+        <w:t xml:space="preserve">columns rather than to landing on a different point in the grid.</w:t>
+      </w:r>
+    </w:p>
+    <w:p>
+      <w:pPr>
+        <w:pStyle w:val="BodyText"/>
+      </w:pPr>
+      <w:r>
+        <w:rPr>
+          <w:b/>
+          <w:bCs/>
+        </w:rPr>
+        <w:t xml:space="preserve">Calibration improves more than discrimination does.</w:t>
+      </w:r>
+      <w:r>
+        <w:t xml:space="preserve"> </w:t>
+      </w:r>
+      <w:r>
+        <w:t xml:space="preserve">The feature arm’s</w:t>
+      </w:r>
+      <w:r>
+        <w:t xml:space="preserve"> </w:t>
+      </w:r>
+      <w:r>
+        <w:t xml:space="preserve">logistic-regression calibration slope moves from 0.779 to 0.922 and its</w:t>
+      </w:r>
+      <w:r>
+        <w:t xml:space="preserve"> </w:t>
+      </w:r>
+      <w:r>
+        <w:t xml:space="preserve">intercept from 0.058 to 0.018; Brier falls from 0.1391 to 0.1382. A slope that</w:t>
+      </w:r>
+      <w:r>
+        <w:t xml:space="preserve"> </w:t>
+      </w:r>
+      <w:r>
+        <w:t xml:space="preserve">far below one is systematic overconfidence, and restoring the vitals removes</w:t>
+      </w:r>
+      <w:r>
+        <w:t xml:space="preserve"> </w:t>
+      </w:r>
+      <w:r>
+        <w:t xml:space="preserve">most of it.</w:t>
+      </w:r>
+    </w:p>
+    <w:p>
+      <w:pPr>
+        <w:pStyle w:val="BodyText"/>
+      </w:pPr>
+      <w:r>
+        <w:rPr>
+          <w:b/>
+          <w:bCs/>
+        </w:rPr>
+        <w:t xml:space="preserve">Only the linear model gains.</w:t>
+      </w:r>
+      <w:r>
+        <w:t xml:space="preserve"> </w:t>
+      </w:r>
+      <w:r>
+        <w:t xml:space="preserve">XGBoost is unmoved. This is the same</w:t>
+      </w:r>
+      <w:r>
+        <w:t xml:space="preserve"> </w:t>
+      </w:r>
+      <w:r>
+        <w:t xml:space="preserve">representation-by-classifier pattern the paper already reports from the other</w:t>
+      </w:r>
+      <w:r>
+        <w:t xml:space="preserve"> </w:t>
+      </w:r>
+      <w:r>
+        <w:t xml:space="preserve">direction: the tree ensemble was already extracting from 59 columns most of what</w:t>
+      </w:r>
+      <w:r>
+        <w:t xml:space="preserve"> </w:t>
+      </w:r>
+      <w:r>
+        <w:t xml:space="preserve">three more contain, while the regularized linear model could use them.</w:t>
+      </w:r>
+    </w:p>
+    <w:p>
+      <w:pPr>
+        <w:pStyle w:val="BodyText"/>
+      </w:pPr>
+      <w:r>
+        <w:t xml:space="preserve">This closes two-thirds of the three-way missing-data comparison that the packet</w:t>
+      </w:r>
+      <w:r>
+        <w:t xml:space="preserve"> </w:t>
+      </w:r>
+      <w:r>
+        <w:t xml:space="preserve">does not report. (The sentence saying it should was in the Limitations section,</w:t>
+      </w:r>
+      <w:r>
+        <w:t xml:space="preserve"> </w:t>
+      </w:r>
+      <w:r>
+        <w:t xml:space="preserve">which came out of the Discussion on 2026-09-03; see</w:t>
+      </w:r>
+      <w:r>
+        <w:t xml:space="preserve"> </w:t>
+      </w:r>
+      <w:r>
+        <w:rPr>
+          <w:rStyle w:val="VerbatimChar"/>
+        </w:rPr>
+        <w:t xml:space="preserve">limitations_reserve.md</w:t>
+      </w:r>
+      <w:r>
+        <w:t xml:space="preserve">.) The published arm is the</w:t>
+      </w:r>
+      <w:r>
+        <w:t xml:space="preserve"> </w:t>
+      </w:r>
+      <w:r>
+        <w:t xml:space="preserve">“no vitals”</w:t>
+      </w:r>
+      <w:r>
+        <w:t xml:space="preserve"> </w:t>
+      </w:r>
+      <w:r>
+        <w:t xml:space="preserve">arm and this is the</w:t>
+      </w:r>
+      <w:r>
+        <w:t xml:space="preserve"> </w:t>
+      </w:r>
+      <w:r>
+        <w:t xml:space="preserve">“vitals plus explicit indicators, imputed within</w:t>
+      </w:r>
+      <w:r>
+        <w:t xml:space="preserve"> </w:t>
+      </w:r>
+      <w:r>
+        <w:t xml:space="preserve">fold”</w:t>
+      </w:r>
+      <w:r>
+        <w:t xml:space="preserve"> </w:t>
+      </w:r>
+      <w:r>
+        <w:t xml:space="preserve">arm. The third — vitals imputed</w:t>
+      </w:r>
+      <w:r>
+        <w:t xml:space="preserve"> </w:t>
+      </w:r>
+      <w:r>
+        <w:rPr>
+          <w:i/>
+          <w:iCs/>
+        </w:rPr>
+        <w:t xml:space="preserve">without</w:t>
+      </w:r>
+      <w:r>
+        <w:t xml:space="preserve"> </w:t>
+      </w:r>
+      <w:r>
+        <w:t xml:space="preserve">indicators, which would isolate</w:t>
+      </w:r>
+      <w:r>
+        <w:t xml:space="preserve"> </w:t>
+      </w:r>
+      <w:r>
+        <w:t xml:space="preserve">what the indicator itself contributes — was not run.</w:t>
+      </w:r>
+    </w:p>
+    <w:bookmarkEnd w:id="26"/>
+    <w:bookmarkStart w:id="27" w:name="X5c51966fa1c5bfb0d31f5f2ec370275f720ddc9"/>
+    <w:p>
+      <w:pPr>
+        <w:pStyle w:val="Heading3"/>
+      </w:pPr>
+      <w:r>
+        <w:t xml:space="preserve">3.2 The neighbour arm is a clean null, and it bounds the rebuild noise</w:t>
+      </w:r>
+    </w:p>
+    <w:p>
+      <w:pPr>
+        <w:pStyle w:val="FirstParagraph"/>
+      </w:pPr>
+      <w:r>
+        <w:t xml:space="preserve">Nearest-retrieval KNN, each narrative arm against the published run, paired on</w:t>
+      </w:r>
+      <w:r>
+        <w:t xml:space="preserve"> </w:t>
+      </w:r>
+      <w:r>
+        <w:t xml:space="preserve">the same held-out anchors:</w:t>
+      </w:r>
+    </w:p>
+    <w:tbl>
+      <w:tblPr>
+        <w:tblStyle w:val="Table"/>
+        <w:tblW w:type="pct" w:w="5000"/>
+        <w:tblLayout w:type="fixed"/>
+        <w:tblLook w:firstRow="1" w:lastRow="0" w:firstColumn="0" w:lastColumn="0" w:noHBand="0" w:noVBand="0" w:val="0020"/>
+      </w:tblPr>
+      <w:tblGrid>
+        <w:gridCol w:w="1131"/>
+        <w:gridCol w:w="1131"/>
+        <w:gridCol w:w="1131"/>
+        <w:gridCol w:w="1131"/>
+        <w:gridCol w:w="1131"/>
+        <w:gridCol w:w="1131"/>
+        <w:gridCol w:w="1131"/>
+      </w:tblGrid>
+      <w:tr>
+        <w:trPr>
+          <w:tblHeader w:val="on"/>
+        </w:trPr>
+        <w:tc>
+          <w:tcPr/>
+          <w:p>
+            <w:pPr>
+              <w:pStyle w:val="Compact"/>
+            </w:pPr>
+            <w:r>
+              <w:t xml:space="preserve">Arm</w:t>
+            </w:r>
+          </w:p>
+        </w:tc>
+        <w:tc>
+          <w:tcPr/>
+          <w:p>
+            <w:pPr>
+              <w:pStyle w:val="Compact"/>
+            </w:pPr>
+            <w:r>
+              <w:t xml:space="preserve">Weighting</w:t>
+            </w:r>
+          </w:p>
+        </w:tc>
+        <w:tc>
+          <w:tcPr/>
+          <w:p>
+            <w:pPr>
+              <w:pStyle w:val="Compact"/>
+            </w:pPr>
+            <w:r>
+              <w:t xml:space="preserve">Published</w:t>
+            </w:r>
+          </w:p>
+        </w:tc>
+        <w:tc>
+          <w:tcPr/>
+          <w:p>
+            <w:pPr>
+              <w:pStyle w:val="Compact"/>
+            </w:pPr>
+            <w:r>
+              <w:t xml:space="preserve">Arm</w:t>
+            </w:r>
+          </w:p>
+        </w:tc>
+        <w:tc>
+          <w:tcPr/>
+          <w:p>
+            <w:pPr>
+              <w:pStyle w:val="Compact"/>
+            </w:pPr>
+            <w:r>
+              <w:t xml:space="preserve">Paired Δ</w:t>
+            </w:r>
+          </w:p>
+        </w:tc>
+        <w:tc>
+          <w:tcPr/>
+          <w:p>
+            <w:pPr>
+              <w:pStyle w:val="Compact"/>
+            </w:pPr>
+            <w:r>
+              <w:t xml:space="preserve">95% CI</w:t>
+            </w:r>
+          </w:p>
+        </w:tc>
+        <w:tc>
+          <w:tcPr/>
+          <w:p>
+            <w:pPr>
+              <w:pStyle w:val="Compact"/>
+            </w:pPr>
+            <w:r>
+              <w:t xml:space="preserve">Excludes zero</w:t>
+            </w:r>
+          </w:p>
+        </w:tc>
+      </w:tr>
+      <w:tr>
+        <w:tc>
+          <w:tcPr/>
+          <w:p>
+            <w:pPr>
+              <w:pStyle w:val="Compact"/>
+            </w:pPr>
+            <w:r>
+              <w:t xml:space="preserve">Control (re-render only)</w:t>
+            </w:r>
+          </w:p>
+        </w:tc>
+        <w:tc>
+          <w:tcPr/>
+          <w:p>
+            <w:pPr>
+              <w:pStyle w:val="Compact"/>
+            </w:pPr>
+            <w:r>
+              <w:t xml:space="preserve">uniform</w:t>
+            </w:r>
+          </w:p>
+        </w:tc>
+        <w:tc>
+          <w:tcPr/>
+          <w:p>
+            <w:pPr>
+              <w:pStyle w:val="Compact"/>
+            </w:pPr>
+            <w:r>
+              <w:t xml:space="preserve">0.5934</w:t>
+            </w:r>
+          </w:p>
+        </w:tc>
+        <w:tc>
+          <w:tcPr/>
+          <w:p>
+            <w:pPr>
+              <w:pStyle w:val="Compact"/>
+            </w:pPr>
+            <w:r>
+              <w:t xml:space="preserve">0.5976</w:t>
+            </w:r>
+          </w:p>
+        </w:tc>
+        <w:tc>
+          <w:tcPr/>
+          <w:p>
+            <w:pPr>
+              <w:pStyle w:val="Compact"/>
+            </w:pPr>
+            <w:r>
+              <w:t xml:space="preserve">+0.0042</w:t>
+            </w:r>
+          </w:p>
+        </w:tc>
+        <w:tc>
+          <w:tcPr/>
+          <w:p>
+            <w:pPr>
+              <w:pStyle w:val="Compact"/>
+            </w:pPr>
+            <w:r>
+              <w:t xml:space="preserve">−0.0063 to +0.0132</w:t>
+            </w:r>
+          </w:p>
+        </w:tc>
+        <w:tc>
+          <w:tcPr/>
+          <w:p>
+            <w:pPr>
+              <w:pStyle w:val="Compact"/>
+            </w:pPr>
+            <w:r>
+              <w:t xml:space="preserve">no</w:t>
+            </w:r>
+          </w:p>
+        </w:tc>
+      </w:tr>
+      <w:tr>
+        <w:tc>
+          <w:tcPr/>
+          <w:p>
+            <w:pPr>
+              <w:pStyle w:val="Compact"/>
+            </w:pPr>
+            <w:r>
+              <w:t xml:space="preserve">Control (re-render only)</w:t>
+            </w:r>
+          </w:p>
+        </w:tc>
+        <w:tc>
+          <w:tcPr/>
+          <w:p>
+            <w:pPr>
+              <w:pStyle w:val="Compact"/>
+            </w:pPr>
+            <w:r>
+              <w:t xml:space="preserve">cosine</w:t>
+            </w:r>
+          </w:p>
+        </w:tc>
+        <w:tc>
+          <w:tcPr/>
+          <w:p>
+            <w:pPr>
+              <w:pStyle w:val="Compact"/>
+            </w:pPr>
+            <w:r>
+              <w:t xml:space="preserve">0.5939</w:t>
+            </w:r>
+          </w:p>
+        </w:tc>
+        <w:tc>
+          <w:tcPr/>
+          <w:p>
+            <w:pPr>
+              <w:pStyle w:val="Compact"/>
+            </w:pPr>
+            <w:r>
+              <w:t xml:space="preserve">0.5978</w:t>
+            </w:r>
+          </w:p>
+        </w:tc>
+        <w:tc>
+          <w:tcPr/>
+          <w:p>
+            <w:pPr>
+              <w:pStyle w:val="Compact"/>
+            </w:pPr>
+            <w:r>
+              <w:t xml:space="preserve">+0.0039</w:t>
+            </w:r>
+          </w:p>
+        </w:tc>
+        <w:tc>
+          <w:tcPr/>
+          <w:p>
+            <w:pPr>
+              <w:pStyle w:val="Compact"/>
+            </w:pPr>
+            <w:r>
+              <w:t xml:space="preserve">−0.0059 to +0.0124</w:t>
+            </w:r>
+          </w:p>
+        </w:tc>
+        <w:tc>
+          <w:tcPr/>
+          <w:p>
+            <w:pPr>
+              <w:pStyle w:val="Compact"/>
+            </w:pPr>
+            <w:r>
+              <w:t xml:space="preserve">no</w:t>
+            </w:r>
+          </w:p>
+        </w:tc>
+      </w:tr>
+      <w:tr>
+        <w:tc>
+          <w:tcPr/>
+          <w:p>
+            <w:pPr>
+              <w:pStyle w:val="Compact"/>
+            </w:pPr>
+            <w:r>
+              <w:t xml:space="preserve">Parity (+ history length)</w:t>
+            </w:r>
+          </w:p>
+        </w:tc>
+        <w:tc>
+          <w:tcPr/>
+          <w:p>
+            <w:pPr>
+              <w:pStyle w:val="Compact"/>
+            </w:pPr>
+            <w:r>
+              <w:t xml:space="preserve">uniform</w:t>
+            </w:r>
+          </w:p>
+        </w:tc>
+        <w:tc>
+          <w:tcPr/>
+          <w:p>
+            <w:pPr>
+              <w:pStyle w:val="Compact"/>
+            </w:pPr>
+            <w:r>
+              <w:t xml:space="preserve">0.5934</w:t>
+            </w:r>
+          </w:p>
+        </w:tc>
+        <w:tc>
+          <w:tcPr/>
+          <w:p>
+            <w:pPr>
+              <w:pStyle w:val="Compact"/>
+            </w:pPr>
+            <w:r>
+              <w:t xml:space="preserve">0.5925</w:t>
+            </w:r>
+          </w:p>
+        </w:tc>
+        <w:tc>
+          <w:tcPr/>
+          <w:p>
+            <w:pPr>
+              <w:pStyle w:val="Compact"/>
+            </w:pPr>
+            <w:r>
+              <w:t xml:space="preserve">−0.0009</w:t>
+            </w:r>
+          </w:p>
+        </w:tc>
+        <w:tc>
+          <w:tcPr/>
+          <w:p>
+            <w:pPr>
+              <w:pStyle w:val="Compact"/>
+            </w:pPr>
+            <w:r>
+              <w:t xml:space="preserve">−0.0120 to +0.0090</w:t>
+            </w:r>
+          </w:p>
+        </w:tc>
+        <w:tc>
+          <w:tcPr/>
+          <w:p>
+            <w:pPr>
+              <w:pStyle w:val="Compact"/>
+            </w:pPr>
+            <w:r>
+              <w:t xml:space="preserve">no</w:t>
+            </w:r>
+          </w:p>
+        </w:tc>
+      </w:tr>
+      <w:tr>
+        <w:tc>
+          <w:tcPr/>
+          <w:p>
+            <w:pPr>
+              <w:pStyle w:val="Compact"/>
+            </w:pPr>
+            <w:r>
+              <w:t xml:space="preserve">Parity (+ history length)</w:t>
+            </w:r>
+          </w:p>
+        </w:tc>
+        <w:tc>
+          <w:tcPr/>
+          <w:p>
+            <w:pPr>
+              <w:pStyle w:val="Compact"/>
+            </w:pPr>
+            <w:r>
+              <w:t xml:space="preserve">cosine</w:t>
+            </w:r>
+          </w:p>
+        </w:tc>
+        <w:tc>
+          <w:tcPr/>
+          <w:p>
+            <w:pPr>
+              <w:pStyle w:val="Compact"/>
+            </w:pPr>
+            <w:r>
+              <w:t xml:space="preserve">0.5939</w:t>
+            </w:r>
+          </w:p>
+        </w:tc>
+        <w:tc>
+          <w:tcPr/>
+          <w:p>
+            <w:pPr>
+              <w:pStyle w:val="Compact"/>
+            </w:pPr>
+            <w:r>
+              <w:t xml:space="preserve">0.5933</w:t>
+            </w:r>
+          </w:p>
+        </w:tc>
+        <w:tc>
+          <w:tcPr/>
+          <w:p>
+            <w:pPr>
+              <w:pStyle w:val="Compact"/>
+            </w:pPr>
+            <w:r>
+              <w:t xml:space="preserve">−0.0007</w:t>
+            </w:r>
+          </w:p>
+        </w:tc>
+        <w:tc>
+          <w:tcPr/>
+          <w:p>
+            <w:pPr>
+              <w:pStyle w:val="Compact"/>
+            </w:pPr>
+            <w:r>
+              <w:t xml:space="preserve">−0.0112 to +0.0088</w:t>
+            </w:r>
+          </w:p>
+        </w:tc>
+        <w:tc>
+          <w:tcPr/>
+          <w:p>
+            <w:pPr>
+              <w:pStyle w:val="Compact"/>
+            </w:pPr>
+            <w:r>
+              <w:t xml:space="preserve">no</w:t>
+            </w:r>
+          </w:p>
+        </w:tc>
+      </w:tr>
+    </w:tbl>
+    <w:p>
+      <w:pPr>
+        <w:pStyle w:val="BodyText"/>
+      </w:pPr>
+      <w:r>
+        <w:t xml:space="preserve">The negative controls hold in both arms: random retrieval sits at 0.496–0.500</w:t>
+      </w:r>
+      <w:r>
+        <w:t xml:space="preserve"> </w:t>
+      </w:r>
+      <w:r>
+        <w:t xml:space="preserve">against the published 0.495–0.499, so the retrieval geometry is behaving as it</w:t>
+      </w:r>
+      <w:r>
+        <w:t xml:space="preserve"> </w:t>
+      </w:r>
+      <w:r>
+        <w:t xml:space="preserve">did.</w:t>
+      </w:r>
+    </w:p>
+    <w:p>
+      <w:pPr>
+        <w:pStyle w:val="BodyText"/>
+      </w:pPr>
+      <w:r>
+        <w:t xml:space="preserve">Two readings, and the second is the one worth keeping.</w:t>
+      </w:r>
+    </w:p>
+    <w:p>
+      <w:pPr>
+        <w:pStyle w:val="BodyText"/>
+      </w:pPr>
+      <w:r>
+        <w:rPr>
+          <w:b/>
+          <w:bCs/>
+        </w:rPr>
+        <w:t xml:space="preserve">Adding recorded history length does nothing to the neighbour arm.</w:t>
+      </w:r>
+      <w:r>
+        <w:t xml:space="preserve"> </w:t>
+      </w:r>
+      <w:r>
+        <w:t xml:space="preserve">Both</w:t>
+      </w:r>
+      <w:r>
+        <w:t xml:space="preserve"> </w:t>
+      </w:r>
+      <w:r>
+        <w:t xml:space="preserve">intervals straddle zero and both point estimates are under a thousandth of an</w:t>
+      </w:r>
+      <w:r>
+        <w:t xml:space="preserve"> </w:t>
+      </w:r>
+      <w:r>
+        <w:t xml:space="preserve">AUC point.</w:t>
+      </w:r>
+    </w:p>
+    <w:p>
+      <w:pPr>
+        <w:pStyle w:val="BodyText"/>
+      </w:pPr>
+      <w:r>
+        <w:rPr>
+          <w:b/>
+          <w:bCs/>
+        </w:rPr>
+        <w:t xml:space="preserve">The control arm is the more informative row.</w:t>
+      </w:r>
+      <w:r>
+        <w:t xml:space="preserve"> </w:t>
+      </w:r>
+      <w:r>
+        <w:t xml:space="preserve">Re-rendering the narratives</w:t>
+      </w:r>
+      <w:r>
+        <w:t xml:space="preserve"> </w:t>
+      </w:r>
+      <w:r>
+        <w:t xml:space="preserve">with no content change at all moves nearest-retrieval discrimination by about</w:t>
+      </w:r>
+      <w:r>
+        <w:t xml:space="preserve"> </w:t>
+      </w:r>
+      <w:r>
+        <w:t xml:space="preserve">+0.004 — larger, in point estimate, than the field the analysis was built to</w:t>
+      </w:r>
+      <w:r>
+        <w:t xml:space="preserve"> </w:t>
+      </w:r>
+      <w:r>
+        <w:t xml:space="preserve">test, and in the opposite direction. That is the scale of the arm’s sensitivity</w:t>
+      </w:r>
+      <w:r>
+        <w:t xml:space="preserve"> </w:t>
+      </w:r>
+      <w:r>
+        <w:t xml:space="preserve">to a rebuild of its own inputs, and it is not something the paper previously had</w:t>
+      </w:r>
+      <w:r>
+        <w:t xml:space="preserve"> </w:t>
+      </w:r>
+      <w:r>
+        <w:t xml:space="preserve">a number for. It is also why the control arm was not padding: without it, the</w:t>
+      </w:r>
+      <w:r>
+        <w:t xml:space="preserve"> </w:t>
+      </w:r>
+      <w:r>
+        <w:t xml:space="preserve">parity arm’s −0.001 would have been read as</w:t>
+      </w:r>
+      <w:r>
+        <w:t xml:space="preserve"> </w:t>
+      </w:r>
+      <w:r>
+        <w:t xml:space="preserve">“the field costs nothing”</w:t>
+      </w:r>
+      <w:r>
+        <w:t xml:space="preserve"> </w:t>
+      </w:r>
+      <w:r>
+        <w:t xml:space="preserve">when the</w:t>
+      </w:r>
+      <w:r>
+        <w:t xml:space="preserve"> </w:t>
+      </w:r>
+      <w:r>
+        <w:t xml:space="preserve">honest statement is that a difference this size is below the noise floor of</w:t>
+      </w:r>
+      <w:r>
+        <w:t xml:space="preserve"> </w:t>
+      </w:r>
+      <w:r>
+        <w:t xml:space="preserve">re-rendering at all.</w:t>
+      </w:r>
+    </w:p>
+    <w:bookmarkEnd w:id="27"/>
+    <w:bookmarkStart w:id="28" w:name="X0d34ec4fee751722d6fb7ca1d32eaa6a25dc35d"/>
+    <w:p>
+      <w:pPr>
+        <w:pStyle w:val="Heading3"/>
+      </w:pPr>
+      <w:r>
+        <w:t xml:space="preserve">3.3 The head-to-head comparison survives, and the interaction survives with it</w:t>
+      </w:r>
+    </w:p>
+    <w:p>
+      <w:pPr>
+        <w:pStyle w:val="FirstParagraph"/>
+      </w:pPr>
+      <w:r>
+        <w:t xml:space="preserve">The embedded arms against the feature arm, both on matched inputs, paired on the</w:t>
+      </w:r>
+      <w:r>
+        <w:t xml:space="preserve"> </w:t>
+      </w:r>
+      <w:r>
+        <w:t xml:space="preserve">same held-out patients. The published contrast is shown beside each for</w:t>
+      </w:r>
+      <w:r>
+        <w:t xml:space="preserve"> </w:t>
+      </w:r>
+      <w:r>
+        <w:t xml:space="preserve">comparison.</w:t>
+      </w:r>
+    </w:p>
+    <w:tbl>
+      <w:tblPr>
+        <w:tblStyle w:val="Table"/>
+        <w:tblW w:type="pct" w:w="5000"/>
+        <w:tblLayout w:type="fixed"/>
+        <w:tblLook w:firstRow="1" w:lastRow="0" w:firstColumn="0" w:lastColumn="0" w:noHBand="0" w:noVBand="0" w:val="0020"/>
+      </w:tblPr>
+      <w:tblGrid>
+        <w:gridCol w:w="1320"/>
+        <w:gridCol w:w="1320"/>
+        <w:gridCol w:w="1320"/>
+        <w:gridCol w:w="1320"/>
+        <w:gridCol w:w="1320"/>
+        <w:gridCol w:w="1320"/>
+      </w:tblGrid>
+      <w:tr>
+        <w:trPr>
+          <w:tblHeader w:val="on"/>
+        </w:trPr>
+        <w:tc>
+          <w:tcPr/>
+          <w:p>
+            <w:pPr>
+              <w:pStyle w:val="Compact"/>
+            </w:pPr>
+            <w:r>
+              <w:t xml:space="preserve">Contrast</w:t>
+            </w:r>
+          </w:p>
+        </w:tc>
+        <w:tc>
+          <w:tcPr/>
+          <w:p>
+            <w:pPr>
+              <w:pStyle w:val="Compact"/>
+            </w:pPr>
+            <w:r>
+              <w:t xml:space="preserve">Arm</w:t>
+            </w:r>
+          </w:p>
+        </w:tc>
+        <w:tc>
+          <w:tcPr/>
+          <w:p>
+            <w:pPr>
+              <w:pStyle w:val="Compact"/>
+            </w:pPr>
+            <w:r>
+              <w:t xml:space="preserve">Matched Δ</w:t>
+            </w:r>
+          </w:p>
+        </w:tc>
+        <w:tc>
+          <w:tcPr/>
+          <w:p>
+            <w:pPr>
+              <w:pStyle w:val="Compact"/>
+            </w:pPr>
+            <w:r>
+              <w:t xml:space="preserve">95% CI</w:t>
+            </w:r>
+          </w:p>
+        </w:tc>
+        <w:tc>
+          <w:tcPr/>
+          <w:p>
+            <w:pPr>
+              <w:pStyle w:val="Compact"/>
+            </w:pPr>
+            <w:r>
+              <w:t xml:space="preserve">Excludes zero</w:t>
+            </w:r>
+          </w:p>
+        </w:tc>
+        <w:tc>
+          <w:tcPr/>
+          <w:p>
+            <w:pPr>
+              <w:pStyle w:val="Compact"/>
+            </w:pPr>
+            <w:r>
+              <w:t xml:space="preserve">Published Δ</w:t>
+            </w:r>
+          </w:p>
+        </w:tc>
+      </w:tr>
+      <w:tr>
+        <w:tc>
+          <w:tcPr/>
+          <w:p>
+            <w:pPr>
+              <w:pStyle w:val="Compact"/>
+            </w:pPr>
+            <w:r>
+              <w:rPr>
+                <w:b/>
+                <w:bCs/>
               </w:rPr>
               <w:t xml:space="preserve">Best vs best</w:t>
             </w:r>
@@ -2186,10 +2199,10 @@
           </w:p>
         </w:tc>
         <w:tc>
-          <w:p>
-            <w:pPr>
-              <w:pStyle w:val="Compact"/>
-              <w:jc w:val="left"/>
+          <w:tcPr/>
+          <w:p>
+            <w:pPr>
+              <w:pStyle w:val="Compact"/>
             </w:pPr>
             <w:r>
               <w:t xml:space="preserve">control</w:t>
@@ -2197,25 +2210,25 @@
           </w:p>
         </w:tc>
         <w:tc>
-          <w:p>
-            <w:pPr>
-              <w:pStyle w:val="Compact"/>
-              <w:jc w:val="left"/>
+          <w:tcPr/>
+          <w:p>
+            <w:pPr>
+              <w:pStyle w:val="Compact"/>
             </w:pPr>
             <w:r>
               <w:rPr>
+                <w:b/>
                 <w:bCs/>
-                <w:b/>
               </w:rPr>
               <w:t xml:space="preserve">+0.0087</w:t>
             </w:r>
           </w:p>
         </w:tc>
         <w:tc>
-          <w:p>
-            <w:pPr>
-              <w:pStyle w:val="Compact"/>
-              <w:jc w:val="left"/>
+          <w:tcPr/>
+          <w:p>
+            <w:pPr>
+              <w:pStyle w:val="Compact"/>
             </w:pPr>
             <w:r>
               <w:t xml:space="preserve">−0.0018 to +0.0188</w:t>
@@ -2223,25 +2236,25 @@
           </w:p>
         </w:tc>
         <w:tc>
-          <w:p>
-            <w:pPr>
-              <w:pStyle w:val="Compact"/>
-              <w:jc w:val="left"/>
+          <w:tcPr/>
+          <w:p>
+            <w:pPr>
+              <w:pStyle w:val="Compact"/>
             </w:pPr>
             <w:r>
               <w:rPr>
+                <w:b/>
                 <w:bCs/>
-                <w:b/>
               </w:rPr>
               <w:t xml:space="preserve">no</w:t>
             </w:r>
           </w:p>
         </w:tc>
         <w:tc>
-          <w:p>
-            <w:pPr>
-              <w:pStyle w:val="Compact"/>
-              <w:jc w:val="left"/>
+          <w:tcPr/>
+          <w:p>
+            <w:pPr>
+              <w:pStyle w:val="Compact"/>
             </w:pPr>
             <w:r>
               <w:t xml:space="preserve">+0.0079</w:t>
@@ -2251,25 +2264,25 @@
       </w:tr>
       <w:tr>
         <w:tc>
-          <w:p>
-            <w:pPr>
-              <w:pStyle w:val="Compact"/>
-              <w:jc w:val="left"/>
+          <w:tcPr/>
+          <w:p>
+            <w:pPr>
+              <w:pStyle w:val="Compact"/>
             </w:pPr>
             <w:r>
               <w:rPr>
+                <w:b/>
                 <w:bCs/>
-                <w:b/>
               </w:rPr>
               <w:t xml:space="preserve">Best vs best</w:t>
             </w:r>
           </w:p>
         </w:tc>
         <w:tc>
-          <w:p>
-            <w:pPr>
-              <w:pStyle w:val="Compact"/>
-              <w:jc w:val="left"/>
+          <w:tcPr/>
+          <w:p>
+            <w:pPr>
+              <w:pStyle w:val="Compact"/>
             </w:pPr>
             <w:r>
               <w:t xml:space="preserve">parity</w:t>
@@ -2277,25 +2290,25 @@
           </w:p>
         </w:tc>
         <w:tc>
-          <w:p>
-            <w:pPr>
-              <w:pStyle w:val="Compact"/>
-              <w:jc w:val="left"/>
+          <w:tcPr/>
+          <w:p>
+            <w:pPr>
+              <w:pStyle w:val="Compact"/>
             </w:pPr>
             <w:r>
               <w:rPr>
+                <w:b/>
                 <w:bCs/>
-                <w:b/>
               </w:rPr>
               <w:t xml:space="preserve">+0.0069</w:t>
             </w:r>
           </w:p>
         </w:tc>
         <w:tc>
-          <w:p>
-            <w:pPr>
-              <w:pStyle w:val="Compact"/>
-              <w:jc w:val="left"/>
+          <w:tcPr/>
+          <w:p>
+            <w:pPr>
+              <w:pStyle w:val="Compact"/>
             </w:pPr>
             <w:r>
               <w:t xml:space="preserve">−0.0035 to +0.0164</w:t>
@@ -2303,25 +2316,25 @@
           </w:p>
         </w:tc>
         <w:tc>
-          <w:p>
-            <w:pPr>
-              <w:pStyle w:val="Compact"/>
-              <w:jc w:val="left"/>
+          <w:tcPr/>
+          <w:p>
+            <w:pPr>
+              <w:pStyle w:val="Compact"/>
             </w:pPr>
             <w:r>
               <w:rPr>
+                <w:b/>
                 <w:bCs/>
-                <w:b/>
               </w:rPr>
               <w:t xml:space="preserve">no</w:t>
             </w:r>
           </w:p>
         </w:tc>
         <w:tc>
-          <w:p>
-            <w:pPr>
-              <w:pStyle w:val="Compact"/>
-              <w:jc w:val="left"/>
+          <w:tcPr/>
+          <w:p>
+            <w:pPr>
+              <w:pStyle w:val="Compact"/>
             </w:pPr>
             <w:r>
               <w:t xml:space="preserve">+0.0079</w:t>
@@ -2331,10 +2344,10 @@
       </w:tr>
       <w:tr>
         <w:tc>
-          <w:p>
-            <w:pPr>
-              <w:pStyle w:val="Compact"/>
-              <w:jc w:val="left"/>
+          <w:tcPr/>
+          <w:p>
+            <w:pPr>
+              <w:pStyle w:val="Compact"/>
             </w:pPr>
             <w:r>
               <w:t xml:space="preserve">Logistic regression, classifier fixed</w:t>
@@ -2342,10 +2355,10 @@
           </w:p>
         </w:tc>
         <w:tc>
-          <w:p>
-            <w:pPr>
-              <w:pStyle w:val="Compact"/>
-              <w:jc w:val="left"/>
+          <w:tcPr/>
+          <w:p>
+            <w:pPr>
+              <w:pStyle w:val="Compact"/>
             </w:pPr>
             <w:r>
               <w:t xml:space="preserve">control</w:t>
@@ -2353,10 +2366,10 @@
           </w:p>
         </w:tc>
         <w:tc>
-          <w:p>
-            <w:pPr>
-              <w:pStyle w:val="Compact"/>
-              <w:jc w:val="left"/>
+          <w:tcPr/>
+          <w:p>
+            <w:pPr>
+              <w:pStyle w:val="Compact"/>
             </w:pPr>
             <w:r>
               <w:t xml:space="preserve">+0.0168</w:t>
@@ -2364,10 +2377,10 @@
           </w:p>
         </w:tc>
         <w:tc>
-          <w:p>
-            <w:pPr>
-              <w:pStyle w:val="Compact"/>
-              <w:jc w:val="left"/>
+          <w:tcPr/>
+          <w:p>
+            <w:pPr>
+              <w:pStyle w:val="Compact"/>
             </w:pPr>
             <w:r>
               <w:t xml:space="preserve">+0.0061 to +0.0267</w:t>
@@ -2375,10 +2388,10 @@
           </w:p>
         </w:tc>
         <w:tc>
-          <w:p>
-            <w:pPr>
-              <w:pStyle w:val="Compact"/>
-              <w:jc w:val="left"/>
+          <w:tcPr/>
+          <w:p>
+            <w:pPr>
+              <w:pStyle w:val="Compact"/>
             </w:pPr>
             <w:r>
               <w:t xml:space="preserve">yes</w:t>
@@ -2386,10 +2399,10 @@
           </w:p>
         </w:tc>
         <w:tc>
-          <w:p>
-            <w:pPr>
-              <w:pStyle w:val="Compact"/>
-              <w:jc w:val="left"/>
+          <w:tcPr/>
+          <w:p>
+            <w:pPr>
+              <w:pStyle w:val="Compact"/>
             </w:pPr>
             <w:r>
               <w:t xml:space="preserve">+0.0283</w:t>
@@ -2399,10 +2412,10 @@
       </w:tr>
       <w:tr>
         <w:tc>
-          <w:p>
-            <w:pPr>
-              <w:pStyle w:val="Compact"/>
-              <w:jc w:val="left"/>
+          <w:tcPr/>
+          <w:p>
+            <w:pPr>
+              <w:pStyle w:val="Compact"/>
             </w:pPr>
             <w:r>
               <w:t xml:space="preserve">Logistic regression, classifier fixed</w:t>
@@ -2410,10 +2423,10 @@
           </w:p>
         </w:tc>
         <w:tc>
-          <w:p>
-            <w:pPr>
-              <w:pStyle w:val="Compact"/>
-              <w:jc w:val="left"/>
+          <w:tcPr/>
+          <w:p>
+            <w:pPr>
+              <w:pStyle w:val="Compact"/>
             </w:pPr>
             <w:r>
               <w:t xml:space="preserve">parity</w:t>
@@ -2421,10 +2434,10 @@
           </w:p>
         </w:tc>
         <w:tc>
-          <w:p>
-            <w:pPr>
-              <w:pStyle w:val="Compact"/>
-              <w:jc w:val="left"/>
+          <w:tcPr/>
+          <w:p>
+            <w:pPr>
+              <w:pStyle w:val="Compact"/>
             </w:pPr>
             <w:r>
               <w:t xml:space="preserve">+0.0150</w:t>
@@ -2432,10 +2445,10 @@
           </w:p>
         </w:tc>
         <w:tc>
-          <w:p>
-            <w:pPr>
-              <w:pStyle w:val="Compact"/>
-              <w:jc w:val="left"/>
+          <w:tcPr/>
+          <w:p>
+            <w:pPr>
+              <w:pStyle w:val="Compact"/>
             </w:pPr>
             <w:r>
               <w:t xml:space="preserve">+0.0045 to +0.0247</w:t>
@@ -2443,10 +2456,10 @@
           </w:p>
         </w:tc>
         <w:tc>
-          <w:p>
-            <w:pPr>
-              <w:pStyle w:val="Compact"/>
-              <w:jc w:val="left"/>
+          <w:tcPr/>
+          <w:p>
+            <w:pPr>
+              <w:pStyle w:val="Compact"/>
             </w:pPr>
             <w:r>
               <w:t xml:space="preserve">yes</w:t>
@@ -2454,10 +2467,10 @@
           </w:p>
         </w:tc>
         <w:tc>
-          <w:p>
-            <w:pPr>
-              <w:pStyle w:val="Compact"/>
-              <w:jc w:val="left"/>
+          <w:tcPr/>
+          <w:p>
+            <w:pPr>
+              <w:pStyle w:val="Compact"/>
             </w:pPr>
             <w:r>
               <w:t xml:space="preserve">+0.0283</w:t>
@@ -2467,10 +2480,10 @@
       </w:tr>
       <w:tr>
         <w:tc>
-          <w:p>
-            <w:pPr>
-              <w:pStyle w:val="Compact"/>
-              <w:jc w:val="left"/>
+          <w:tcPr/>
+          <w:p>
+            <w:pPr>
+              <w:pStyle w:val="Compact"/>
             </w:pPr>
             <w:r>
               <w:t xml:space="preserve">XGBoost, classifier fixed</w:t>
@@ -2478,10 +2491,10 @@
           </w:p>
         </w:tc>
         <w:tc>
-          <w:p>
-            <w:pPr>
-              <w:pStyle w:val="Compact"/>
-              <w:jc w:val="left"/>
+          <w:tcPr/>
+          <w:p>
+            <w:pPr>
+              <w:pStyle w:val="Compact"/>
             </w:pPr>
             <w:r>
               <w:t xml:space="preserve">control</w:t>
@@ -2489,10 +2502,10 @@
           </w:p>
         </w:tc>
         <w:tc>
-          <w:p>
-            <w:pPr>
-              <w:pStyle w:val="Compact"/>
-              <w:jc w:val="left"/>
+          <w:tcPr/>
+          <w:p>
+            <w:pPr>
+              <w:pStyle w:val="Compact"/>
             </w:pPr>
             <w:r>
               <w:t xml:space="preserve">−0.0137</w:t>
@@ -2500,10 +2513,10 @@
           </w:p>
         </w:tc>
         <w:tc>
-          <w:p>
-            <w:pPr>
-              <w:pStyle w:val="Compact"/>
-              <w:jc w:val="left"/>
+          <w:tcPr/>
+          <w:p>
+            <w:pPr>
+              <w:pStyle w:val="Compact"/>
             </w:pPr>
             <w:r>
               <w:t xml:space="preserve">−0.0250 to −0.0033</w:t>
@@ -2511,10 +2524,10 @@
           </w:p>
         </w:tc>
         <w:tc>
-          <w:p>
-            <w:pPr>
-              <w:pStyle w:val="Compact"/>
-              <w:jc w:val="left"/>
+          <w:tcPr/>
+          <w:p>
+            <w:pPr>
+              <w:pStyle w:val="Compact"/>
             </w:pPr>
             <w:r>
               <w:t xml:space="preserve">yes</w:t>
@@ -2522,10 +2535,10 @@
           </w:p>
         </w:tc>
         <w:tc>
-          <w:p>
-            <w:pPr>
-              <w:pStyle w:val="Compact"/>
-              <w:jc w:val="left"/>
+          <w:tcPr/>
+          <w:p>
+            <w:pPr>
+              <w:pStyle w:val="Compact"/>
             </w:pPr>
             <w:r>
               <w:t xml:space="preserve">−0.0135</w:t>
@@ -2535,10 +2548,10 @@
       </w:tr>
       <w:tr>
         <w:tc>
-          <w:p>
-            <w:pPr>
-              <w:pStyle w:val="Compact"/>
-              <w:jc w:val="left"/>
+          <w:tcPr/>
+          <w:p>
+            <w:pPr>
+              <w:pStyle w:val="Compact"/>
             </w:pPr>
             <w:r>
               <w:t xml:space="preserve">XGBoost, classifier fixed</w:t>
@@ -2546,10 +2559,10 @@
           </w:p>
         </w:tc>
         <w:tc>
-          <w:p>
-            <w:pPr>
-              <w:pStyle w:val="Compact"/>
-              <w:jc w:val="left"/>
+          <w:tcPr/>
+          <w:p>
+            <w:pPr>
+              <w:pStyle w:val="Compact"/>
             </w:pPr>
             <w:r>
               <w:t xml:space="preserve">parity</w:t>
@@ -2557,10 +2570,10 @@
           </w:p>
         </w:tc>
         <w:tc>
-          <w:p>
-            <w:pPr>
-              <w:pStyle w:val="Compact"/>
-              <w:jc w:val="left"/>
+          <w:tcPr/>
+          <w:p>
+            <w:pPr>
+              <w:pStyle w:val="Compact"/>
             </w:pPr>
             <w:r>
               <w:t xml:space="preserve">−0.0135</w:t>
@@ -2568,10 +2581,10 @@
           </w:p>
         </w:tc>
         <w:tc>
-          <w:p>
-            <w:pPr>
-              <w:pStyle w:val="Compact"/>
-              <w:jc w:val="left"/>
+          <w:tcPr/>
+          <w:p>
+            <w:pPr>
+              <w:pStyle w:val="Compact"/>
             </w:pPr>
             <w:r>
               <w:t xml:space="preserve">−0.0243 to −0.0037</w:t>
@@ -2579,10 +2592,10 @@
           </w:p>
         </w:tc>
         <w:tc>
-          <w:p>
-            <w:pPr>
-              <w:pStyle w:val="Compact"/>
-              <w:jc w:val="left"/>
+          <w:tcPr/>
+          <w:p>
+            <w:pPr>
+              <w:pStyle w:val="Compact"/>
             </w:pPr>
             <w:r>
               <w:t xml:space="preserve">yes</w:t>
@@ -2590,10 +2603,10 @@
           </w:p>
         </w:tc>
         <w:tc>
-          <w:p>
-            <w:pPr>
-              <w:pStyle w:val="Compact"/>
-              <w:jc w:val="left"/>
+          <w:tcPr/>
+          <w:p>
+            <w:pPr>
+              <w:pStyle w:val="Compact"/>
             </w:pPr>
             <w:r>
               <w:t xml:space="preserve">−0.0135</w:t>
@@ -2608,8 +2621,8 @@
       </w:pPr>
       <w:r>
         <w:rPr>
+          <w:b/>
           <w:bCs/>
-          <w:b/>
         </w:rPr>
         <w:t xml:space="preserve">The headline null holds, and it holds slightly more comfortably than it did.</w:t>
       </w:r>
@@ -2636,22 +2649,22 @@
       </w:r>
       <w:r>
         <w:rPr>
+          <w:b/>
           <w:bCs/>
-          <w:b/>
         </w:rPr>
         <w:t xml:space="preserve">The published comparison stands as reported, and</w:t>
       </w:r>
       <w:r>
         <w:rPr>
+          <w:b/>
           <w:bCs/>
+        </w:rPr>
+        <w:t xml:space="preserve"> </w:t>
+      </w:r>
+      <w:r>
+        <w:rPr>
           <w:b/>
-        </w:rPr>
-        <w:t xml:space="preserve"> </w:t>
-      </w:r>
-      <w:r>
-        <w:rPr>
           <w:bCs/>
-          <w:b/>
         </w:rPr>
         <w:t xml:space="preserve">the field mismatch does not carry it.</w:t>
       </w:r>
@@ -2674,22 +2687,22 @@
       </w:pPr>
       <w:r>
         <w:rPr>
+          <w:b/>
           <w:bCs/>
-          <w:b/>
         </w:rPr>
         <w:t xml:space="preserve">The classifier-by-representation interaction survives, but the positive half of</w:t>
       </w:r>
       <w:r>
         <w:rPr>
+          <w:b/>
           <w:bCs/>
+        </w:rPr>
+        <w:t xml:space="preserve"> </w:t>
+      </w:r>
+      <w:r>
+        <w:rPr>
           <w:b/>
-        </w:rPr>
-        <w:t xml:space="preserve"> </w:t>
-      </w:r>
-      <w:r>
-        <w:rPr>
           <w:bCs/>
-          <w:b/>
         </w:rPr>
         <w:t xml:space="preserve">it is roughly halved.</w:t>
       </w:r>
@@ -2760,8 +2773,8 @@
       </w:pPr>
       <w:r>
         <w:rPr>
+          <w:b/>
           <w:bCs/>
-          <w:b/>
         </w:rPr>
         <w:t xml:space="preserve">Re-rendering costs the classifier arms nothing</w:t>
       </w:r>
@@ -2823,38 +2836,38 @@
       </w:pPr>
       <w:r>
         <w:rPr>
+          <w:b/>
           <w:bCs/>
-          <w:b/>
         </w:rPr>
         <w:t xml:space="preserve">One thing that is</w:t>
       </w:r>
       <w:r>
         <w:rPr>
+          <w:b/>
           <w:bCs/>
+        </w:rPr>
+        <w:t xml:space="preserve"> </w:t>
+      </w:r>
+      <w:r>
+        <w:rPr>
           <w:b/>
-        </w:rPr>
-        <w:t xml:space="preserve"> </w:t>
-      </w:r>
-      <w:r>
-        <w:rPr>
+          <w:bCs/>
+          <w:i/>
           <w:iCs/>
-          <w:i/>
-          <w:bCs/>
-          <w:b/>
         </w:rPr>
         <w:t xml:space="preserve">not</w:t>
       </w:r>
       <w:r>
         <w:rPr>
+          <w:b/>
           <w:bCs/>
+        </w:rPr>
+        <w:t xml:space="preserve"> </w:t>
+      </w:r>
+      <w:r>
+        <w:rPr>
           <w:b/>
-        </w:rPr>
-        <w:t xml:space="preserve"> </w:t>
-      </w:r>
-      <w:r>
-        <w:rPr>
           <w:bCs/>
-          <w:b/>
         </w:rPr>
         <w:t xml:space="preserve">stable, and the paper makes a claim about it.</w:t>
       </w:r>
@@ -2875,8 +2888,8 @@
       </w:r>
       <w:r>
         <w:rPr>
+          <w:i/>
           <w:iCs/>
-          <w:i/>
         </w:rPr>
         <w:t xml:space="preserve">selected model</w:t>
       </w:r>
@@ -2957,8 +2970,8 @@
       </w:r>
       <w:r>
         <w:rPr>
+          <w:i/>
           <w:iCs/>
-          <w:i/>
         </w:rPr>
         <w:t xml:space="preserve">necessarily</w:t>
       </w:r>
@@ -2986,8 +2999,8 @@
       </w:pPr>
       <w:r>
         <w:rPr>
+          <w:b/>
           <w:bCs/>
-          <w:b/>
         </w:rPr>
         <w:t xml:space="preserve">Establishes.</w:t>
       </w:r>
@@ -3068,8 +3081,8 @@
       </w:r>
       <w:r>
         <w:rPr>
+          <w:i/>
           <w:iCs/>
-          <w:i/>
         </w:rPr>
         <w:t xml:space="preserve">selected</w:t>
       </w:r>
@@ -3092,8 +3105,8 @@
       </w:pPr>
       <w:r>
         <w:rPr>
+          <w:b/>
           <w:bCs/>
-          <w:b/>
         </w:rPr>
         <w:t xml:space="preserve">Does not establish.</w:t>
       </w:r>
@@ -3229,7 +3242,8 @@
     <w:tbl>
       <w:tblPr>
         <w:tblStyle w:val="Table"/>
-        <w:tblW w:type="pct" w:w="5000.0"/>
+        <w:tblW w:type="pct" w:w="5000"/>
+        <w:tblLayout w:type="fixed"/>
         <w:tblLook w:firstRow="1" w:lastRow="0" w:firstColumn="0" w:lastColumn="0" w:noHBand="0" w:noVBand="0" w:val="0020"/>
       </w:tblPr>
       <w:tblGrid>
@@ -3237,11 +3251,14 @@
         <w:gridCol w:w="3960"/>
       </w:tblGrid>
       <w:tr>
-        <w:tc>
-          <w:p>
-            <w:pPr>
-              <w:pStyle w:val="Compact"/>
-              <w:jc w:val="left"/>
+        <w:trPr>
+          <w:tblHeader w:val="on"/>
+        </w:trPr>
+        <w:tc>
+          <w:tcPr/>
+          <w:p>
+            <w:pPr>
+              <w:pStyle w:val="Compact"/>
             </w:pPr>
             <w:r>
               <w:t xml:space="preserve">Artifact</w:t>
@@ -3249,10 +3266,10 @@
           </w:p>
         </w:tc>
         <w:tc>
-          <w:p>
-            <w:pPr>
-              <w:pStyle w:val="Compact"/>
-              <w:jc w:val="left"/>
+          <w:tcPr/>
+          <w:p>
+            <w:pPr>
+              <w:pStyle w:val="Compact"/>
             </w:pPr>
             <w:r>
               <w:t xml:space="preserve">Path</w:t>
@@ -3262,10 +3279,10 @@
       </w:tr>
       <w:tr>
         <w:tc>
-          <w:p>
-            <w:pPr>
-              <w:pStyle w:val="Compact"/>
-              <w:jc w:val="left"/>
+          <w:tcPr/>
+          <w:p>
+            <w:pPr>
+              <w:pStyle w:val="Compact"/>
             </w:pPr>
             <w:r>
               <w:t xml:space="preserve">Summary table and decision</w:t>
@@ -3273,10 +3290,10 @@
           </w:p>
         </w:tc>
         <w:tc>
-          <w:p>
-            <w:pPr>
-              <w:pStyle w:val="Compact"/>
-              <w:jc w:val="left"/>
+          <w:tcPr/>
+          <w:p>
+            <w:pPr>
+              <w:pStyle w:val="Compact"/>
             </w:pPr>
             <w:r>
               <w:rPr>
@@ -3289,10 +3306,10 @@
       </w:tr>
       <w:tr>
         <w:tc>
-          <w:p>
-            <w:pPr>
-              <w:pStyle w:val="Compact"/>
-              <w:jc w:val="left"/>
+          <w:tcPr/>
+          <w:p>
+            <w:pPr>
+              <w:pStyle w:val="Compact"/>
             </w:pPr>
             <w:r>
               <w:t xml:space="preserve">Per-arm metrics</w:t>
@@ -3300,10 +3317,10 @@
           </w:p>
         </w:tc>
         <w:tc>
-          <w:p>
-            <w:pPr>
-              <w:pStyle w:val="Compact"/>
-              <w:jc w:val="left"/>
+          <w:tcPr/>
+          <w:p>
+            <w:pPr>
+              <w:pStyle w:val="Compact"/>
             </w:pPr>
             <w:r>
               <w:rPr>
@@ -3316,10 +3333,10 @@
       </w:tr>
       <w:tr>
         <w:tc>
-          <w:p>
-            <w:pPr>
-              <w:pStyle w:val="Compact"/>
-              <w:jc w:val="left"/>
+          <w:tcPr/>
+          <w:p>
+            <w:pPr>
+              <w:pStyle w:val="Compact"/>
             </w:pPr>
             <w:r>
               <w:t xml:space="preserve">Per-patient held-out probabilities</w:t>
@@ -3327,10 +3344,10 @@
           </w:p>
         </w:tc>
         <w:tc>
-          <w:p>
-            <w:pPr>
-              <w:pStyle w:val="Compact"/>
-              <w:jc w:val="left"/>
+          <w:tcPr/>
+          <w:p>
+            <w:pPr>
+              <w:pStyle w:val="Compact"/>
             </w:pPr>
             <w:r>
               <w:rPr>
@@ -3343,10 +3360,10 @@
       </w:tr>
       <w:tr>
         <w:tc>
-          <w:p>
-            <w:pPr>
-              <w:pStyle w:val="Compact"/>
-              <w:jc w:val="left"/>
+          <w:tcPr/>
+          <w:p>
+            <w:pPr>
+              <w:pStyle w:val="Compact"/>
             </w:pPr>
             <w:r>
               <w:t xml:space="preserve">Neighbour results</w:t>
@@ -3354,10 +3371,10 @@
           </w:p>
         </w:tc>
         <w:tc>
-          <w:p>
-            <w:pPr>
-              <w:pStyle w:val="Compact"/>
-              <w:jc w:val="left"/>
+          <w:tcPr/>
+          <w:p>
+            <w:pPr>
+              <w:pStyle w:val="Compact"/>
             </w:pPr>
             <w:r>
               <w:rPr>
@@ -3382,10 +3399,10 @@
       </w:tr>
       <w:tr>
         <w:tc>
-          <w:p>
-            <w:pPr>
-              <w:pStyle w:val="Compact"/>
-              <w:jc w:val="left"/>
+          <w:tcPr/>
+          <w:p>
+            <w:pPr>
+              <w:pStyle w:val="Compact"/>
             </w:pPr>
             <w:r>
               <w:t xml:space="preserve">Design and drivers</w:t>
@@ -3393,10 +3410,10 @@
           </w:p>
         </w:tc>
         <w:tc>
-          <w:p>
-            <w:pPr>
-              <w:pStyle w:val="Compact"/>
-              <w:jc w:val="left"/>
+          <w:tcPr/>
+          <w:p>
+            <w:pPr>
+              <w:pStyle w:val="Compact"/>
             </w:pPr>
             <w:r>
               <w:rPr>
@@ -3409,10 +3426,10 @@
       </w:tr>
       <w:tr>
         <w:tc>
-          <w:p>
-            <w:pPr>
-              <w:pStyle w:val="Compact"/>
-              <w:jc w:val="left"/>
+          <w:tcPr/>
+          <w:p>
+            <w:pPr>
+              <w:pStyle w:val="Compact"/>
             </w:pPr>
             <w:r>
               <w:t xml:space="preserve">Job scripts</w:t>
@@ -3420,10 +3437,10 @@
           </w:p>
         </w:tc>
         <w:tc>
-          <w:p>
-            <w:pPr>
-              <w:pStyle w:val="Compact"/>
-              <w:jc w:val="left"/>
+          <w:tcPr/>
+          <w:p>
+            <w:pPr>
+              <w:pStyle w:val="Compact"/>
             </w:pPr>
             <w:r>
               <w:rPr>
@@ -3605,8 +3622,8 @@
       </w:r>
       <w:r>
         <w:rPr>
+          <w:i/>
           <w:iCs/>
-          <w:i/>
         </w:rPr>
         <w:t xml:space="preserve">before</w:t>
       </w:r>
@@ -3896,14 +3913,14 @@
     </w:lvl>
   </w:abstractNum>
   <w:abstractNum w:abstractNumId="990">
-    <w:nsid w:val="2c1ae401"/>
+    <w:nsid w:val="0000A990"/>
     <w:multiLevelType w:val="multilevel"/>
     <w:lvl w:ilvl="0">
       <w:numFmt w:val="bullet"/>
       <w:lvlText w:val=" "/>
       <w:lvlJc w:val="left"/>
       <w:pPr>
-        <w:ind w:left="720" w:hanging="480"/>
+        <w:ind w:left="720" w:hanging="360"/>
       </w:pPr>
     </w:lvl>
     <w:lvl w:ilvl="1">
@@ -3911,7 +3928,7 @@
       <w:lvlText w:val=" "/>
       <w:lvlJc w:val="left"/>
       <w:pPr>
-        <w:ind w:left="1440" w:hanging="480"/>
+        <w:ind w:left="1440" w:hanging="360"/>
       </w:pPr>
     </w:lvl>
     <w:lvl w:ilvl="2">
@@ -3919,7 +3936,7 @@
       <w:lvlText w:val=" "/>
       <w:lvlJc w:val="left"/>
       <w:pPr>
-        <w:ind w:left="2160" w:hanging="480"/>
+        <w:ind w:left="2160" w:hanging="360"/>
       </w:pPr>
     </w:lvl>
     <w:lvl w:ilvl="3">
@@ -3927,7 +3944,7 @@
       <w:lvlText w:val=" "/>
       <w:lvlJc w:val="left"/>
       <w:pPr>
-        <w:ind w:left="2880" w:hanging="480"/>
+        <w:ind w:left="2880" w:hanging="360"/>
       </w:pPr>
     </w:lvl>
     <w:lvl w:ilvl="4">
@@ -3935,7 +3952,7 @@
       <w:lvlText w:val=" "/>
       <w:lvlJc w:val="left"/>
       <w:pPr>
-        <w:ind w:left="3600" w:hanging="480"/>
+        <w:ind w:left="3600" w:hanging="360"/>
       </w:pPr>
     </w:lvl>
     <w:lvl w:ilvl="5">
@@ -3943,7 +3960,7 @@
       <w:lvlText w:val=" "/>
       <w:lvlJc w:val="left"/>
       <w:pPr>
-        <w:ind w:left="4320" w:hanging="480"/>
+        <w:ind w:left="4320" w:hanging="360"/>
       </w:pPr>
     </w:lvl>
     <w:lvl w:ilvl="6">
@@ -3951,7 +3968,7 @@
       <w:lvlText w:val=" "/>
       <w:lvlJc w:val="left"/>
       <w:pPr>
-        <w:ind w:left="5040" w:hanging="480"/>
+        <w:ind w:left="5040" w:hanging="360"/>
       </w:pPr>
     </w:lvl>
     <w:lvl w:ilvl="7">
@@ -3959,7 +3976,7 @@
       <w:lvlText w:val=" "/>
       <w:lvlJc w:val="left"/>
       <w:pPr>
-        <w:ind w:left="5760" w:hanging="480"/>
+        <w:ind w:left="5760" w:hanging="360"/>
       </w:pPr>
     </w:lvl>
     <w:lvl w:ilvl="8">
@@ -3967,84 +3984,111 @@
       <w:lvlText w:val=" "/>
       <w:lvlJc w:val="left"/>
       <w:pPr>
-        <w:ind w:left="6480" w:hanging="480"/>
+        <w:ind w:left="6480" w:hanging="360"/>
       </w:pPr>
     </w:lvl>
   </w:abstractNum>
   <w:abstractNum w:abstractNumId="991">
-    <w:nsid w:val="ea454b4c"/>
+    <w:nsid w:val="0000A991"/>
     <w:multiLevelType w:val="multilevel"/>
     <w:lvl w:ilvl="0">
       <w:numFmt w:val="bullet"/>
-      <w:lvlText w:val="•"/>
+      <w:lvlText w:val=""/>
       <w:lvlJc w:val="left"/>
       <w:pPr>
-        <w:ind w:left="720" w:hanging="480"/>
-      </w:pPr>
+        <w:ind w:left="720" w:hanging="360"/>
+      </w:pPr>
+      <w:rPr>
+        <w:rFonts w:ascii="Symbol" w:hAnsi="Symbol" w:cs="Symbol" w:hint="default"/>
+      </w:rPr>
     </w:lvl>
     <w:lvl w:ilvl="1">
       <w:numFmt w:val="bullet"/>
-      <w:lvlText w:val="–"/>
+      <w:lvlText w:val="o"/>
       <w:lvlJc w:val="left"/>
       <w:pPr>
-        <w:ind w:left="1440" w:hanging="480"/>
-      </w:pPr>
+        <w:ind w:left="1440" w:hanging="360"/>
+      </w:pPr>
+      <w:rPr>
+        <w:rFonts w:ascii="Courier New" w:hAnsi="Courier New" w:cs="Courier New" w:hint="default"/>
+      </w:rPr>
     </w:lvl>
     <w:lvl w:ilvl="2">
       <w:numFmt w:val="bullet"/>
-      <w:lvlText w:val="•"/>
+      <w:lvlText w:val=""/>
       <w:lvlJc w:val="left"/>
       <w:pPr>
-        <w:ind w:left="2160" w:hanging="480"/>
-      </w:pPr>
+        <w:ind w:left="2160" w:hanging="360"/>
+      </w:pPr>
+      <w:rPr>
+        <w:rFonts w:ascii="Wingdings" w:hAnsi="Wingdings" w:cs="Wingdings" w:hint="default"/>
+      </w:rPr>
     </w:lvl>
     <w:lvl w:ilvl="3">
       <w:numFmt w:val="bullet"/>
-      <w:lvlText w:val="–"/>
+      <w:lvlText w:val=""/>
       <w:lvlJc w:val="left"/>
       <w:pPr>
-        <w:ind w:left="2880" w:hanging="480"/>
-      </w:pPr>
+        <w:ind w:left="2880" w:hanging="360"/>
+      </w:pPr>
+      <w:rPr>
+        <w:rFonts w:ascii="Symbol" w:hAnsi="Symbol" w:cs="Symbol" w:hint="default"/>
+      </w:rPr>
     </w:lvl>
     <w:lvl w:ilvl="4">
       <w:numFmt w:val="bullet"/>
-      <w:lvlText w:val="•"/>
+      <w:lvlText w:val="o"/>
       <w:lvlJc w:val="left"/>
       <w:pPr>
-        <w:ind w:left="3600" w:hanging="480"/>
-      </w:pPr>
+        <w:ind w:left="3600" w:hanging="360"/>
+      </w:pPr>
+      <w:rPr>
+        <w:rFonts w:ascii="Courier New" w:hAnsi="Courier New" w:cs="Courier New" w:hint="default"/>
+      </w:rPr>
     </w:lvl>
     <w:lvl w:ilvl="5">
       <w:numFmt w:val="bullet"/>
-      <w:lvlText w:val="–"/>
+      <w:lvlText w:val=""/>
       <w:lvlJc w:val="left"/>
       <w:pPr>
-        <w:ind w:left="4320" w:hanging="480"/>
-      </w:pPr>
+        <w:ind w:left="4320" w:hanging="360"/>
+      </w:pPr>
+      <w:rPr>
+        <w:rFonts w:ascii="Wingdings" w:hAnsi="Wingdings" w:cs="Wingdings" w:hint="default"/>
+      </w:rPr>
     </w:lvl>
     <w:lvl w:ilvl="6">
       <w:numFmt w:val="bullet"/>
-      <w:lvlText w:val="•"/>
+      <w:lvlText w:val=""/>
       <w:lvlJc w:val="left"/>
       <w:pPr>
-        <w:ind w:left="5040" w:hanging="480"/>
-      </w:pPr>
+        <w:ind w:left="5040" w:hanging="360"/>
+      </w:pPr>
+      <w:rPr>
+        <w:rFonts w:ascii="Symbol" w:hAnsi="Symbol" w:cs="Symbol" w:hint="default"/>
+      </w:rPr>
     </w:lvl>
     <w:lvl w:ilvl="7">
       <w:numFmt w:val="bullet"/>
-      <w:lvlText w:val="–"/>
+      <w:lvlText w:val="o"/>
       <w:lvlJc w:val="left"/>
       <w:pPr>
-        <w:ind w:left="5760" w:hanging="480"/>
-      </w:pPr>
+        <w:ind w:left="5760" w:hanging="360"/>
+      </w:pPr>
+      <w:rPr>
+        <w:rFonts w:ascii="Courier New" w:hAnsi="Courier New" w:cs="Courier New" w:hint="default"/>
+      </w:rPr>
     </w:lvl>
     <w:lvl w:ilvl="8">
       <w:numFmt w:val="bullet"/>
-      <w:lvlText w:val="•"/>
+      <w:lvlText w:val=""/>
       <w:lvlJc w:val="left"/>
       <w:pPr>
-        <w:ind w:left="6480" w:hanging="480"/>
-      </w:pPr>
+        <w:ind w:left="6480" w:hanging="360"/>
+      </w:pPr>
+      <w:rPr>
+        <w:rFonts w:ascii="Wingdings" w:hAnsi="Wingdings" w:cs="Wingdings" w:hint="default"/>
+      </w:rPr>
     </w:lvl>
   </w:abstractNum>
   <w:num w16cid:durableId="1305820082" w:numId="1">
@@ -4797,8 +4841,8 @@
     <w:name w:val="KeywordTok"/>
     <w:basedOn w:val="VerbatimChar"/>
     <w:rPr>
+      <w:b/>
       <w:color w:val="007020"/>
-      <w:b/>
     </w:rPr>
   </w:style>
   <w:style w:type="character" w:customStyle="1" w:styleId="DataTypeTok">
@@ -4874,40 +4918,43 @@
   <w:style w:type="character" w:customStyle="1" w:styleId="ImportTok">
     <w:name w:val="ImportTok"/>
     <w:basedOn w:val="VerbatimChar"/>
-    <w:rPr/>
+    <w:rPr>
+      <w:b/>
+      <w:color w:val="008000"/>
+    </w:rPr>
   </w:style>
   <w:style w:type="character" w:customStyle="1" w:styleId="CommentTok">
     <w:name w:val="CommentTok"/>
     <w:basedOn w:val="VerbatimChar"/>
     <w:rPr>
+      <w:i/>
       <w:color w:val="60a0b0"/>
-      <w:i/>
     </w:rPr>
   </w:style>
   <w:style w:type="character" w:customStyle="1" w:styleId="DocumentationTok">
     <w:name w:val="DocumentationTok"/>
     <w:basedOn w:val="VerbatimChar"/>
     <w:rPr>
+      <w:i/>
       <w:color w:val="ba2121"/>
-      <w:i/>
     </w:rPr>
   </w:style>
   <w:style w:type="character" w:customStyle="1" w:styleId="AnnotationTok">
     <w:name w:val="AnnotationTok"/>
     <w:basedOn w:val="VerbatimChar"/>
     <w:rPr>
-      <w:color w:val="60a0b0"/>
       <w:b/>
       <w:i/>
+      <w:color w:val="60a0b0"/>
     </w:rPr>
   </w:style>
   <w:style w:type="character" w:customStyle="1" w:styleId="CommentVarTok">
     <w:name w:val="CommentVarTok"/>
     <w:basedOn w:val="VerbatimChar"/>
     <w:rPr>
-      <w:color w:val="60a0b0"/>
       <w:b/>
       <w:i/>
+      <w:color w:val="60a0b0"/>
     </w:rPr>
   </w:style>
   <w:style w:type="character" w:customStyle="1" w:styleId="OtherTok">
@@ -4935,8 +4982,8 @@
     <w:name w:val="ControlFlowTok"/>
     <w:basedOn w:val="VerbatimChar"/>
     <w:rPr>
+      <w:b/>
       <w:color w:val="007020"/>
-      <w:b/>
     </w:rPr>
   </w:style>
   <w:style w:type="character" w:customStyle="1" w:styleId="OperatorTok">
@@ -4949,7 +4996,9 @@
   <w:style w:type="character" w:customStyle="1" w:styleId="BuiltInTok">
     <w:name w:val="BuiltInTok"/>
     <w:basedOn w:val="VerbatimChar"/>
-    <w:rPr/>
+    <w:rPr>
+      <w:color w:val="008000"/>
+    </w:rPr>
   </w:style>
   <w:style w:type="character" w:customStyle="1" w:styleId="ExtensionTok">
     <w:name w:val="ExtensionTok"/>
@@ -4979,34 +5028,34 @@
     <w:name w:val="InformationTok"/>
     <w:basedOn w:val="VerbatimChar"/>
     <w:rPr>
-      <w:color w:val="60a0b0"/>
       <w:b/>
       <w:i/>
+      <w:color w:val="60a0b0"/>
     </w:rPr>
   </w:style>
   <w:style w:type="character" w:customStyle="1" w:styleId="WarningTok">
     <w:name w:val="WarningTok"/>
     <w:basedOn w:val="VerbatimChar"/>
     <w:rPr>
-      <w:color w:val="60a0b0"/>
       <w:b/>
       <w:i/>
+      <w:color w:val="60a0b0"/>
     </w:rPr>
   </w:style>
   <w:style w:type="character" w:customStyle="1" w:styleId="AlertTok">
     <w:name w:val="AlertTok"/>
     <w:basedOn w:val="VerbatimChar"/>
     <w:rPr>
+      <w:b/>
       <w:color w:val="ff0000"/>
-      <w:b/>
     </w:rPr>
   </w:style>
   <w:style w:type="character" w:customStyle="1" w:styleId="ErrorTok">
     <w:name w:val="ErrorTok"/>
     <w:basedOn w:val="VerbatimChar"/>
     <w:rPr>
+      <w:b/>
       <w:color w:val="ff0000"/>
-      <w:b/>
     </w:rPr>
   </w:style>
   <w:style w:type="character" w:customStyle="1" w:styleId="NormalTok">
